--- a/docs/DOC-03_Casos_de_Uso.docx
+++ b/docs/DOC-03_Casos_de_Uso.docx
@@ -28,7 +28,7 @@
           <w:sz w:val="20"/>
           <w:szCs w:val="20"/>
         </w:rPr>
-        <w:t xml:space="preserve">Monitoramento de contratacoes e despesas publicas do Brasil</w:t>
+        <w:t xml:space="preserve">Monitoramento de contratações e despesas públicas do Brasil</w:t>
       </w:r>
     </w:p>
     <w:p>
@@ -96,6 +96,9 @@
         <w:gridCol w:w="7200"/>
       </w:tblGrid>
       <w:tr>
+        <w:trPr>
+          <w:cantSplit/>
+        </w:trPr>
         <w:tc>
           <w:tcPr>
             <w:tcW w:type="dxa" w:w="2400"/>
@@ -146,12 +149,15 @@
                 <w:sz w:val="19"/>
                 <w:szCs w:val="19"/>
               </w:rPr>
-              <w:t xml:space="preserve">Lumen (nome de trabalho, sujeito a verificacao de disponibilidade)</w:t>
-            </w:r>
-          </w:p>
-        </w:tc>
-      </w:tr>
-      <w:tr>
+              <w:t xml:space="preserve">Lumen (nome de trabalho, sujeito a verificação de disponibilidade)</w:t>
+            </w:r>
+          </w:p>
+        </w:tc>
+      </w:tr>
+      <w:tr>
+        <w:trPr>
+          <w:cantSplit/>
+        </w:trPr>
         <w:tc>
           <w:tcPr>
             <w:tcW w:type="dxa" w:w="2400"/>
@@ -175,7 +181,7 @@
                 <w:sz w:val="19"/>
                 <w:szCs w:val="19"/>
               </w:rPr>
-              <w:t xml:space="preserve">Responsavel</w:t>
+              <w:t xml:space="preserve">Responsável</w:t>
             </w:r>
           </w:p>
         </w:tc>
@@ -208,6 +214,9 @@
         </w:tc>
       </w:tr>
       <w:tr>
+        <w:trPr>
+          <w:cantSplit/>
+        </w:trPr>
         <w:tc>
           <w:tcPr>
             <w:tcW w:type="dxa" w:w="2400"/>
@@ -231,7 +240,7 @@
                 <w:sz w:val="19"/>
                 <w:szCs w:val="19"/>
               </w:rPr>
-              <w:t xml:space="preserve">Versao</w:t>
+              <w:t xml:space="preserve">Versão</w:t>
             </w:r>
           </w:p>
         </w:tc>
@@ -264,6 +273,9 @@
         </w:tc>
       </w:tr>
       <w:tr>
+        <w:trPr>
+          <w:cantSplit/>
+        </w:trPr>
         <w:tc>
           <w:tcPr>
             <w:tcW w:type="dxa" w:w="2400"/>
@@ -320,6 +332,9 @@
         </w:tc>
       </w:tr>
       <w:tr>
+        <w:trPr>
+          <w:cantSplit/>
+        </w:trPr>
         <w:tc>
           <w:tcPr>
             <w:tcW w:type="dxa" w:w="2400"/>
@@ -343,7 +358,7 @@
                 <w:sz w:val="19"/>
                 <w:szCs w:val="19"/>
               </w:rPr>
-              <w:t xml:space="preserve">Situacao</w:t>
+              <w:t xml:space="preserve">Situação</w:t>
             </w:r>
           </w:p>
         </w:tc>
@@ -370,7 +385,7 @@
                 <w:sz w:val="19"/>
                 <w:szCs w:val="19"/>
               </w:rPr>
-              <w:t xml:space="preserve">Documento base para inicio de desenvolvimento</w:t>
+              <w:t xml:space="preserve">Documento base para início de desenvolvimento</w:t>
             </w:r>
           </w:p>
         </w:tc>
@@ -395,7 +410,7 @@
           <w:sz w:val="18"/>
           <w:szCs w:val="18"/>
         </w:rPr>
-        <w:t xml:space="preserve">Este documento integra o pacote de documentacao do Projeto Lumen. Valores legais, limites e endpoints citados foram verificados em fontes oficiais em setembro de 2026 e devem ser reconferidos antes da implementacao, pois sao atualizados periodicamente por decreto.</w:t>
+        <w:t xml:space="preserve">Este documento integra o pacote de documentação do Projeto Lumen. Valores legais, limites e endpoints citados foram verificados em fontes oficiais em setembro de 2026 e devem ser reconferidos antes da implementação, pois são atualizados periodicamente por decreto.</w:t>
       </w:r>
     </w:p>
     <w:p>
@@ -406,6 +421,8 @@
     <w:p>
       <w:pPr>
         <w:pStyle w:val="Heading1"/>
+        <w:keepNext/>
+        <w:keepLines/>
         <w:spacing w:after="160" w:before="380"/>
       </w:pPr>
       <w:r>
@@ -456,6 +473,8 @@
     <w:p>
       <w:pPr>
         <w:pStyle w:val="Heading1"/>
+        <w:keepNext/>
+        <w:keepLines/>
         <w:spacing w:after="160" w:before="380"/>
       </w:pPr>
       <w:r>
@@ -569,6 +588,9 @@
         </w:tc>
       </w:tr>
       <w:tr>
+        <w:trPr>
+          <w:cantSplit/>
+        </w:trPr>
         <w:tc>
           <w:tcPr>
             <w:tcW w:type="dxa" w:w="2100"/>
@@ -652,6 +674,9 @@
         </w:tc>
       </w:tr>
       <w:tr>
+        <w:trPr>
+          <w:cantSplit/>
+        </w:trPr>
         <w:tc>
           <w:tcPr>
             <w:tcW w:type="dxa" w:w="2100"/>
@@ -735,6 +760,9 @@
         </w:tc>
       </w:tr>
       <w:tr>
+        <w:trPr>
+          <w:cantSplit/>
+        </w:trPr>
         <w:tc>
           <w:tcPr>
             <w:tcW w:type="dxa" w:w="2100"/>
@@ -818,6 +846,9 @@
         </w:tc>
       </w:tr>
       <w:tr>
+        <w:trPr>
+          <w:cantSplit/>
+        </w:trPr>
         <w:tc>
           <w:tcPr>
             <w:tcW w:type="dxa" w:w="2100"/>
@@ -901,6 +932,9 @@
         </w:tc>
       </w:tr>
       <w:tr>
+        <w:trPr>
+          <w:cantSplit/>
+        </w:trPr>
         <w:tc>
           <w:tcPr>
             <w:tcW w:type="dxa" w:w="2100"/>
@@ -984,6 +1018,9 @@
         </w:tc>
       </w:tr>
       <w:tr>
+        <w:trPr>
+          <w:cantSplit/>
+        </w:trPr>
         <w:tc>
           <w:tcPr>
             <w:tcW w:type="dxa" w:w="2100"/>
@@ -1067,6 +1104,9 @@
         </w:tc>
       </w:tr>
       <w:tr>
+        <w:trPr>
+          <w:cantSplit/>
+        </w:trPr>
         <w:tc>
           <w:tcPr>
             <w:tcW w:type="dxa" w:w="2100"/>
@@ -1225,6 +1265,8 @@
     <w:p>
       <w:pPr>
         <w:pStyle w:val="Heading1"/>
+        <w:keepNext/>
+        <w:keepLines/>
         <w:spacing w:after="160" w:before="380"/>
       </w:pPr>
       <w:r>
@@ -1234,6 +1276,8 @@
     <w:p>
       <w:pPr>
         <w:pStyle w:val="Heading2"/>
+        <w:keepNext/>
+        <w:keepLines/>
         <w:spacing w:after="120" w:before="280"/>
       </w:pPr>
       <w:r>
@@ -1257,6 +1301,9 @@
         <w:gridCol w:w="7800"/>
       </w:tblGrid>
       <w:tr>
+        <w:trPr>
+          <w:cantSplit/>
+        </w:trPr>
         <w:tc>
           <w:tcPr>
             <w:tcW w:type="dxa" w:w="1800"/>
@@ -1313,6 +1360,9 @@
         </w:tc>
       </w:tr>
       <w:tr>
+        <w:trPr>
+          <w:cantSplit/>
+        </w:trPr>
         <w:tc>
           <w:tcPr>
             <w:tcW w:type="dxa" w:w="1800"/>
@@ -1369,6 +1419,9 @@
         </w:tc>
       </w:tr>
       <w:tr>
+        <w:trPr>
+          <w:cantSplit/>
+        </w:trPr>
         <w:tc>
           <w:tcPr>
             <w:tcW w:type="dxa" w:w="1800"/>
@@ -1425,6 +1478,9 @@
         </w:tc>
       </w:tr>
       <w:tr>
+        <w:trPr>
+          <w:cantSplit/>
+        </w:trPr>
         <w:tc>
           <w:tcPr>
             <w:tcW w:type="dxa" w:w="1800"/>
@@ -1481,6 +1537,9 @@
         </w:tc>
       </w:tr>
       <w:tr>
+        <w:trPr>
+          <w:cantSplit/>
+        </w:trPr>
         <w:tc>
           <w:tcPr>
             <w:tcW w:type="dxa" w:w="1800"/>
@@ -1537,6 +1596,9 @@
         </w:tc>
       </w:tr>
       <w:tr>
+        <w:trPr>
+          <w:cantSplit/>
+        </w:trPr>
         <w:tc>
           <w:tcPr>
             <w:tcW w:type="dxa" w:w="1800"/>
@@ -1596,6 +1658,8 @@
     <w:p>
       <w:pPr>
         <w:pStyle w:val="Heading3"/>
+        <w:keepNext/>
+        <w:keepLines/>
         <w:spacing w:after="100" w:before="220"/>
       </w:pPr>
       <w:r>
@@ -1696,6 +1760,8 @@
     <w:p>
       <w:pPr>
         <w:pStyle w:val="Heading3"/>
+        <w:keepNext/>
+        <w:keepLines/>
         <w:spacing w:after="100" w:before="220"/>
       </w:pPr>
       <w:r>
@@ -1731,6 +1797,8 @@
     <w:p>
       <w:pPr>
         <w:pStyle w:val="Heading3"/>
+        <w:keepNext/>
+        <w:keepLines/>
         <w:spacing w:after="100" w:before="220"/>
       </w:pPr>
       <w:r>
@@ -1766,6 +1834,8 @@
     <w:p>
       <w:pPr>
         <w:pStyle w:val="Heading2"/>
+        <w:keepNext/>
+        <w:keepLines/>
         <w:spacing w:after="120" w:before="280"/>
       </w:pPr>
       <w:r>
@@ -1789,6 +1859,9 @@
         <w:gridCol w:w="7800"/>
       </w:tblGrid>
       <w:tr>
+        <w:trPr>
+          <w:cantSplit/>
+        </w:trPr>
         <w:tc>
           <w:tcPr>
             <w:tcW w:type="dxa" w:w="1800"/>
@@ -1845,6 +1918,9 @@
         </w:tc>
       </w:tr>
       <w:tr>
+        <w:trPr>
+          <w:cantSplit/>
+        </w:trPr>
         <w:tc>
           <w:tcPr>
             <w:tcW w:type="dxa" w:w="1800"/>
@@ -1901,6 +1977,9 @@
         </w:tc>
       </w:tr>
       <w:tr>
+        <w:trPr>
+          <w:cantSplit/>
+        </w:trPr>
         <w:tc>
           <w:tcPr>
             <w:tcW w:type="dxa" w:w="1800"/>
@@ -1957,6 +2036,9 @@
         </w:tc>
       </w:tr>
       <w:tr>
+        <w:trPr>
+          <w:cantSplit/>
+        </w:trPr>
         <w:tc>
           <w:tcPr>
             <w:tcW w:type="dxa" w:w="1800"/>
@@ -2013,6 +2095,9 @@
         </w:tc>
       </w:tr>
       <w:tr>
+        <w:trPr>
+          <w:cantSplit/>
+        </w:trPr>
         <w:tc>
           <w:tcPr>
             <w:tcW w:type="dxa" w:w="1800"/>
@@ -2069,6 +2154,9 @@
         </w:tc>
       </w:tr>
       <w:tr>
+        <w:trPr>
+          <w:cantSplit/>
+        </w:trPr>
         <w:tc>
           <w:tcPr>
             <w:tcW w:type="dxa" w:w="1800"/>
@@ -2128,6 +2216,8 @@
     <w:p>
       <w:pPr>
         <w:pStyle w:val="Heading3"/>
+        <w:keepNext/>
+        <w:keepLines/>
         <w:spacing w:after="100" w:before="220"/>
       </w:pPr>
       <w:r>
@@ -2215,6 +2305,8 @@
     <w:p>
       <w:pPr>
         <w:pStyle w:val="Heading3"/>
+        <w:keepNext/>
+        <w:keepLines/>
         <w:spacing w:after="100" w:before="220"/>
       </w:pPr>
       <w:r>
@@ -2250,6 +2342,8 @@
     <w:p>
       <w:pPr>
         <w:pStyle w:val="Heading3"/>
+        <w:keepNext/>
+        <w:keepLines/>
         <w:spacing w:after="100" w:before="220"/>
       </w:pPr>
       <w:r>
@@ -2272,6 +2366,8 @@
     <w:p>
       <w:pPr>
         <w:pStyle w:val="Heading2"/>
+        <w:keepNext/>
+        <w:keepLines/>
         <w:spacing w:after="120" w:before="280"/>
       </w:pPr>
       <w:r>
@@ -2295,6 +2391,9 @@
         <w:gridCol w:w="7800"/>
       </w:tblGrid>
       <w:tr>
+        <w:trPr>
+          <w:cantSplit/>
+        </w:trPr>
         <w:tc>
           <w:tcPr>
             <w:tcW w:type="dxa" w:w="1800"/>
@@ -2351,6 +2450,9 @@
         </w:tc>
       </w:tr>
       <w:tr>
+        <w:trPr>
+          <w:cantSplit/>
+        </w:trPr>
         <w:tc>
           <w:tcPr>
             <w:tcW w:type="dxa" w:w="1800"/>
@@ -2407,6 +2509,9 @@
         </w:tc>
       </w:tr>
       <w:tr>
+        <w:trPr>
+          <w:cantSplit/>
+        </w:trPr>
         <w:tc>
           <w:tcPr>
             <w:tcW w:type="dxa" w:w="1800"/>
@@ -2463,6 +2568,9 @@
         </w:tc>
       </w:tr>
       <w:tr>
+        <w:trPr>
+          <w:cantSplit/>
+        </w:trPr>
         <w:tc>
           <w:tcPr>
             <w:tcW w:type="dxa" w:w="1800"/>
@@ -2519,6 +2627,9 @@
         </w:tc>
       </w:tr>
       <w:tr>
+        <w:trPr>
+          <w:cantSplit/>
+        </w:trPr>
         <w:tc>
           <w:tcPr>
             <w:tcW w:type="dxa" w:w="1800"/>
@@ -2575,6 +2686,9 @@
         </w:tc>
       </w:tr>
       <w:tr>
+        <w:trPr>
+          <w:cantSplit/>
+        </w:trPr>
         <w:tc>
           <w:tcPr>
             <w:tcW w:type="dxa" w:w="1800"/>
@@ -2634,6 +2748,8 @@
     <w:p>
       <w:pPr>
         <w:pStyle w:val="Heading3"/>
+        <w:keepNext/>
+        <w:keepLines/>
         <w:spacing w:after="100" w:before="220"/>
       </w:pPr>
       <w:r>
@@ -2734,6 +2850,8 @@
     <w:p>
       <w:pPr>
         <w:pStyle w:val="Heading3"/>
+        <w:keepNext/>
+        <w:keepLines/>
         <w:spacing w:after="100" w:before="220"/>
       </w:pPr>
       <w:r>
@@ -2769,6 +2887,8 @@
     <w:p>
       <w:pPr>
         <w:pStyle w:val="Heading3"/>
+        <w:keepNext/>
+        <w:keepLines/>
         <w:spacing w:after="100" w:before="220"/>
       </w:pPr>
       <w:r>
@@ -2791,6 +2911,8 @@
     <w:p>
       <w:pPr>
         <w:pStyle w:val="Heading2"/>
+        <w:keepNext/>
+        <w:keepLines/>
         <w:spacing w:after="120" w:before="280"/>
       </w:pPr>
       <w:r>
@@ -2814,6 +2936,9 @@
         <w:gridCol w:w="7800"/>
       </w:tblGrid>
       <w:tr>
+        <w:trPr>
+          <w:cantSplit/>
+        </w:trPr>
         <w:tc>
           <w:tcPr>
             <w:tcW w:type="dxa" w:w="1800"/>
@@ -2870,6 +2995,9 @@
         </w:tc>
       </w:tr>
       <w:tr>
+        <w:trPr>
+          <w:cantSplit/>
+        </w:trPr>
         <w:tc>
           <w:tcPr>
             <w:tcW w:type="dxa" w:w="1800"/>
@@ -2926,6 +3054,9 @@
         </w:tc>
       </w:tr>
       <w:tr>
+        <w:trPr>
+          <w:cantSplit/>
+        </w:trPr>
         <w:tc>
           <w:tcPr>
             <w:tcW w:type="dxa" w:w="1800"/>
@@ -2982,6 +3113,9 @@
         </w:tc>
       </w:tr>
       <w:tr>
+        <w:trPr>
+          <w:cantSplit/>
+        </w:trPr>
         <w:tc>
           <w:tcPr>
             <w:tcW w:type="dxa" w:w="1800"/>
@@ -3038,6 +3172,9 @@
         </w:tc>
       </w:tr>
       <w:tr>
+        <w:trPr>
+          <w:cantSplit/>
+        </w:trPr>
         <w:tc>
           <w:tcPr>
             <w:tcW w:type="dxa" w:w="1800"/>
@@ -3094,6 +3231,9 @@
         </w:tc>
       </w:tr>
       <w:tr>
+        <w:trPr>
+          <w:cantSplit/>
+        </w:trPr>
         <w:tc>
           <w:tcPr>
             <w:tcW w:type="dxa" w:w="1800"/>
@@ -3153,6 +3293,8 @@
     <w:p>
       <w:pPr>
         <w:pStyle w:val="Heading3"/>
+        <w:keepNext/>
+        <w:keepLines/>
         <w:spacing w:after="100" w:before="220"/>
       </w:pPr>
       <w:r>
@@ -3214,6 +3356,8 @@
     <w:p>
       <w:pPr>
         <w:pStyle w:val="Heading3"/>
+        <w:keepNext/>
+        <w:keepLines/>
         <w:spacing w:after="100" w:before="220"/>
       </w:pPr>
       <w:r>
@@ -3236,6 +3380,8 @@
     <w:p>
       <w:pPr>
         <w:pStyle w:val="Heading3"/>
+        <w:keepNext/>
+        <w:keepLines/>
         <w:spacing w:after="100" w:before="220"/>
       </w:pPr>
       <w:r>
@@ -3258,6 +3404,8 @@
     <w:p>
       <w:pPr>
         <w:pStyle w:val="Heading2"/>
+        <w:keepNext/>
+        <w:keepLines/>
         <w:spacing w:after="120" w:before="280"/>
       </w:pPr>
       <w:r>
@@ -3281,6 +3429,9 @@
         <w:gridCol w:w="7800"/>
       </w:tblGrid>
       <w:tr>
+        <w:trPr>
+          <w:cantSplit/>
+        </w:trPr>
         <w:tc>
           <w:tcPr>
             <w:tcW w:type="dxa" w:w="1800"/>
@@ -3337,6 +3488,9 @@
         </w:tc>
       </w:tr>
       <w:tr>
+        <w:trPr>
+          <w:cantSplit/>
+        </w:trPr>
         <w:tc>
           <w:tcPr>
             <w:tcW w:type="dxa" w:w="1800"/>
@@ -3393,6 +3547,9 @@
         </w:tc>
       </w:tr>
       <w:tr>
+        <w:trPr>
+          <w:cantSplit/>
+        </w:trPr>
         <w:tc>
           <w:tcPr>
             <w:tcW w:type="dxa" w:w="1800"/>
@@ -3449,6 +3606,9 @@
         </w:tc>
       </w:tr>
       <w:tr>
+        <w:trPr>
+          <w:cantSplit/>
+        </w:trPr>
         <w:tc>
           <w:tcPr>
             <w:tcW w:type="dxa" w:w="1800"/>
@@ -3505,6 +3665,9 @@
         </w:tc>
       </w:tr>
       <w:tr>
+        <w:trPr>
+          <w:cantSplit/>
+        </w:trPr>
         <w:tc>
           <w:tcPr>
             <w:tcW w:type="dxa" w:w="1800"/>
@@ -3561,6 +3724,9 @@
         </w:tc>
       </w:tr>
       <w:tr>
+        <w:trPr>
+          <w:cantSplit/>
+        </w:trPr>
         <w:tc>
           <w:tcPr>
             <w:tcW w:type="dxa" w:w="1800"/>
@@ -3620,6 +3786,8 @@
     <w:p>
       <w:pPr>
         <w:pStyle w:val="Heading3"/>
+        <w:keepNext/>
+        <w:keepLines/>
         <w:spacing w:after="100" w:before="220"/>
       </w:pPr>
       <w:r>
@@ -3707,6 +3875,8 @@
     <w:p>
       <w:pPr>
         <w:pStyle w:val="Heading3"/>
+        <w:keepNext/>
+        <w:keepLines/>
         <w:spacing w:after="100" w:before="220"/>
       </w:pPr>
       <w:r>
@@ -3729,6 +3899,8 @@
     <w:p>
       <w:pPr>
         <w:pStyle w:val="Heading3"/>
+        <w:keepNext/>
+        <w:keepLines/>
         <w:spacing w:after="100" w:before="220"/>
       </w:pPr>
       <w:r>
@@ -3751,6 +3923,8 @@
     <w:p>
       <w:pPr>
         <w:pStyle w:val="Heading2"/>
+        <w:keepNext/>
+        <w:keepLines/>
         <w:spacing w:after="120" w:before="280"/>
       </w:pPr>
       <w:r>
@@ -3774,6 +3948,9 @@
         <w:gridCol w:w="7800"/>
       </w:tblGrid>
       <w:tr>
+        <w:trPr>
+          <w:cantSplit/>
+        </w:trPr>
         <w:tc>
           <w:tcPr>
             <w:tcW w:type="dxa" w:w="1800"/>
@@ -3830,6 +4007,9 @@
         </w:tc>
       </w:tr>
       <w:tr>
+        <w:trPr>
+          <w:cantSplit/>
+        </w:trPr>
         <w:tc>
           <w:tcPr>
             <w:tcW w:type="dxa" w:w="1800"/>
@@ -3886,6 +4066,9 @@
         </w:tc>
       </w:tr>
       <w:tr>
+        <w:trPr>
+          <w:cantSplit/>
+        </w:trPr>
         <w:tc>
           <w:tcPr>
             <w:tcW w:type="dxa" w:w="1800"/>
@@ -3942,6 +4125,9 @@
         </w:tc>
       </w:tr>
       <w:tr>
+        <w:trPr>
+          <w:cantSplit/>
+        </w:trPr>
         <w:tc>
           <w:tcPr>
             <w:tcW w:type="dxa" w:w="1800"/>
@@ -3998,6 +4184,9 @@
         </w:tc>
       </w:tr>
       <w:tr>
+        <w:trPr>
+          <w:cantSplit/>
+        </w:trPr>
         <w:tc>
           <w:tcPr>
             <w:tcW w:type="dxa" w:w="1800"/>
@@ -4054,6 +4243,9 @@
         </w:tc>
       </w:tr>
       <w:tr>
+        <w:trPr>
+          <w:cantSplit/>
+        </w:trPr>
         <w:tc>
           <w:tcPr>
             <w:tcW w:type="dxa" w:w="1800"/>
@@ -4113,6 +4305,8 @@
     <w:p>
       <w:pPr>
         <w:pStyle w:val="Heading3"/>
+        <w:keepNext/>
+        <w:keepLines/>
         <w:spacing w:after="100" w:before="220"/>
       </w:pPr>
       <w:r>
@@ -4187,6 +4381,8 @@
     <w:p>
       <w:pPr>
         <w:pStyle w:val="Heading3"/>
+        <w:keepNext/>
+        <w:keepLines/>
         <w:spacing w:after="100" w:before="220"/>
       </w:pPr>
       <w:r>
@@ -4209,6 +4405,8 @@
     <w:p>
       <w:pPr>
         <w:pStyle w:val="Heading3"/>
+        <w:keepNext/>
+        <w:keepLines/>
         <w:spacing w:after="100" w:before="220"/>
       </w:pPr>
       <w:r>
@@ -4231,6 +4429,8 @@
     <w:p>
       <w:pPr>
         <w:pStyle w:val="Heading2"/>
+        <w:keepNext/>
+        <w:keepLines/>
         <w:spacing w:after="120" w:before="280"/>
       </w:pPr>
       <w:r>
@@ -4254,6 +4454,9 @@
         <w:gridCol w:w="7800"/>
       </w:tblGrid>
       <w:tr>
+        <w:trPr>
+          <w:cantSplit/>
+        </w:trPr>
         <w:tc>
           <w:tcPr>
             <w:tcW w:type="dxa" w:w="1800"/>
@@ -4310,6 +4513,9 @@
         </w:tc>
       </w:tr>
       <w:tr>
+        <w:trPr>
+          <w:cantSplit/>
+        </w:trPr>
         <w:tc>
           <w:tcPr>
             <w:tcW w:type="dxa" w:w="1800"/>
@@ -4366,6 +4572,9 @@
         </w:tc>
       </w:tr>
       <w:tr>
+        <w:trPr>
+          <w:cantSplit/>
+        </w:trPr>
         <w:tc>
           <w:tcPr>
             <w:tcW w:type="dxa" w:w="1800"/>
@@ -4422,6 +4631,9 @@
         </w:tc>
       </w:tr>
       <w:tr>
+        <w:trPr>
+          <w:cantSplit/>
+        </w:trPr>
         <w:tc>
           <w:tcPr>
             <w:tcW w:type="dxa" w:w="1800"/>
@@ -4478,6 +4690,9 @@
         </w:tc>
       </w:tr>
       <w:tr>
+        <w:trPr>
+          <w:cantSplit/>
+        </w:trPr>
         <w:tc>
           <w:tcPr>
             <w:tcW w:type="dxa" w:w="1800"/>
@@ -4534,6 +4749,9 @@
         </w:tc>
       </w:tr>
       <w:tr>
+        <w:trPr>
+          <w:cantSplit/>
+        </w:trPr>
         <w:tc>
           <w:tcPr>
             <w:tcW w:type="dxa" w:w="1800"/>
@@ -4593,6 +4811,8 @@
     <w:p>
       <w:pPr>
         <w:pStyle w:val="Heading3"/>
+        <w:keepNext/>
+        <w:keepLines/>
         <w:spacing w:after="100" w:before="220"/>
       </w:pPr>
       <w:r>
@@ -4667,6 +4887,8 @@
     <w:p>
       <w:pPr>
         <w:pStyle w:val="Heading3"/>
+        <w:keepNext/>
+        <w:keepLines/>
         <w:spacing w:after="100" w:before="220"/>
       </w:pPr>
       <w:r>
@@ -4689,6 +4911,8 @@
     <w:p>
       <w:pPr>
         <w:pStyle w:val="Heading3"/>
+        <w:keepNext/>
+        <w:keepLines/>
         <w:spacing w:after="100" w:before="220"/>
       </w:pPr>
       <w:r>
@@ -4716,6 +4940,8 @@
     <w:p>
       <w:pPr>
         <w:pStyle w:val="Heading2"/>
+        <w:keepNext/>
+        <w:keepLines/>
         <w:spacing w:after="120" w:before="280"/>
       </w:pPr>
       <w:r>
@@ -4739,6 +4965,9 @@
         <w:gridCol w:w="7800"/>
       </w:tblGrid>
       <w:tr>
+        <w:trPr>
+          <w:cantSplit/>
+        </w:trPr>
         <w:tc>
           <w:tcPr>
             <w:tcW w:type="dxa" w:w="1800"/>
@@ -4795,6 +5024,9 @@
         </w:tc>
       </w:tr>
       <w:tr>
+        <w:trPr>
+          <w:cantSplit/>
+        </w:trPr>
         <w:tc>
           <w:tcPr>
             <w:tcW w:type="dxa" w:w="1800"/>
@@ -4851,6 +5083,9 @@
         </w:tc>
       </w:tr>
       <w:tr>
+        <w:trPr>
+          <w:cantSplit/>
+        </w:trPr>
         <w:tc>
           <w:tcPr>
             <w:tcW w:type="dxa" w:w="1800"/>
@@ -4907,6 +5142,9 @@
         </w:tc>
       </w:tr>
       <w:tr>
+        <w:trPr>
+          <w:cantSplit/>
+        </w:trPr>
         <w:tc>
           <w:tcPr>
             <w:tcW w:type="dxa" w:w="1800"/>
@@ -4963,6 +5201,9 @@
         </w:tc>
       </w:tr>
       <w:tr>
+        <w:trPr>
+          <w:cantSplit/>
+        </w:trPr>
         <w:tc>
           <w:tcPr>
             <w:tcW w:type="dxa" w:w="1800"/>
@@ -5019,6 +5260,9 @@
         </w:tc>
       </w:tr>
       <w:tr>
+        <w:trPr>
+          <w:cantSplit/>
+        </w:trPr>
         <w:tc>
           <w:tcPr>
             <w:tcW w:type="dxa" w:w="1800"/>
@@ -5078,6 +5322,8 @@
     <w:p>
       <w:pPr>
         <w:pStyle w:val="Heading3"/>
+        <w:keepNext/>
+        <w:keepLines/>
         <w:spacing w:after="100" w:before="220"/>
       </w:pPr>
       <w:r>
@@ -5178,6 +5424,8 @@
     <w:p>
       <w:pPr>
         <w:pStyle w:val="Heading3"/>
+        <w:keepNext/>
+        <w:keepLines/>
         <w:spacing w:after="100" w:before="220"/>
       </w:pPr>
       <w:r>
@@ -5213,6 +5461,8 @@
     <w:p>
       <w:pPr>
         <w:pStyle w:val="Heading3"/>
+        <w:keepNext/>
+        <w:keepLines/>
         <w:spacing w:after="100" w:before="220"/>
       </w:pPr>
       <w:r>
@@ -5235,6 +5485,8 @@
     <w:p>
       <w:pPr>
         <w:pStyle w:val="Heading2"/>
+        <w:keepNext/>
+        <w:keepLines/>
         <w:spacing w:after="120" w:before="280"/>
       </w:pPr>
       <w:r>
@@ -5258,6 +5510,9 @@
         <w:gridCol w:w="7800"/>
       </w:tblGrid>
       <w:tr>
+        <w:trPr>
+          <w:cantSplit/>
+        </w:trPr>
         <w:tc>
           <w:tcPr>
             <w:tcW w:type="dxa" w:w="1800"/>
@@ -5314,6 +5569,9 @@
         </w:tc>
       </w:tr>
       <w:tr>
+        <w:trPr>
+          <w:cantSplit/>
+        </w:trPr>
         <w:tc>
           <w:tcPr>
             <w:tcW w:type="dxa" w:w="1800"/>
@@ -5370,6 +5628,9 @@
         </w:tc>
       </w:tr>
       <w:tr>
+        <w:trPr>
+          <w:cantSplit/>
+        </w:trPr>
         <w:tc>
           <w:tcPr>
             <w:tcW w:type="dxa" w:w="1800"/>
@@ -5426,6 +5687,9 @@
         </w:tc>
       </w:tr>
       <w:tr>
+        <w:trPr>
+          <w:cantSplit/>
+        </w:trPr>
         <w:tc>
           <w:tcPr>
             <w:tcW w:type="dxa" w:w="1800"/>
@@ -5482,6 +5746,9 @@
         </w:tc>
       </w:tr>
       <w:tr>
+        <w:trPr>
+          <w:cantSplit/>
+        </w:trPr>
         <w:tc>
           <w:tcPr>
             <w:tcW w:type="dxa" w:w="1800"/>
@@ -5538,6 +5805,9 @@
         </w:tc>
       </w:tr>
       <w:tr>
+        <w:trPr>
+          <w:cantSplit/>
+        </w:trPr>
         <w:tc>
           <w:tcPr>
             <w:tcW w:type="dxa" w:w="1800"/>
@@ -5597,6 +5867,8 @@
     <w:p>
       <w:pPr>
         <w:pStyle w:val="Heading3"/>
+        <w:keepNext/>
+        <w:keepLines/>
         <w:spacing w:after="100" w:before="220"/>
       </w:pPr>
       <w:r>
@@ -5684,6 +5956,8 @@
     <w:p>
       <w:pPr>
         <w:pStyle w:val="Heading3"/>
+        <w:keepNext/>
+        <w:keepLines/>
         <w:spacing w:after="100" w:before="220"/>
       </w:pPr>
       <w:r>
@@ -5706,6 +5980,8 @@
     <w:p>
       <w:pPr>
         <w:pStyle w:val="Heading3"/>
+        <w:keepNext/>
+        <w:keepLines/>
         <w:spacing w:after="100" w:before="220"/>
       </w:pPr>
       <w:r>
@@ -5728,6 +6004,8 @@
     <w:p>
       <w:pPr>
         <w:pStyle w:val="Heading2"/>
+        <w:keepNext/>
+        <w:keepLines/>
         <w:spacing w:after="120" w:before="280"/>
       </w:pPr>
       <w:r>
@@ -5751,6 +6029,9 @@
         <w:gridCol w:w="7800"/>
       </w:tblGrid>
       <w:tr>
+        <w:trPr>
+          <w:cantSplit/>
+        </w:trPr>
         <w:tc>
           <w:tcPr>
             <w:tcW w:type="dxa" w:w="1800"/>
@@ -5807,6 +6088,9 @@
         </w:tc>
       </w:tr>
       <w:tr>
+        <w:trPr>
+          <w:cantSplit/>
+        </w:trPr>
         <w:tc>
           <w:tcPr>
             <w:tcW w:type="dxa" w:w="1800"/>
@@ -5863,6 +6147,9 @@
         </w:tc>
       </w:tr>
       <w:tr>
+        <w:trPr>
+          <w:cantSplit/>
+        </w:trPr>
         <w:tc>
           <w:tcPr>
             <w:tcW w:type="dxa" w:w="1800"/>
@@ -5919,6 +6206,9 @@
         </w:tc>
       </w:tr>
       <w:tr>
+        <w:trPr>
+          <w:cantSplit/>
+        </w:trPr>
         <w:tc>
           <w:tcPr>
             <w:tcW w:type="dxa" w:w="1800"/>
@@ -5975,6 +6265,9 @@
         </w:tc>
       </w:tr>
       <w:tr>
+        <w:trPr>
+          <w:cantSplit/>
+        </w:trPr>
         <w:tc>
           <w:tcPr>
             <w:tcW w:type="dxa" w:w="1800"/>
@@ -6031,6 +6324,9 @@
         </w:tc>
       </w:tr>
       <w:tr>
+        <w:trPr>
+          <w:cantSplit/>
+        </w:trPr>
         <w:tc>
           <w:tcPr>
             <w:tcW w:type="dxa" w:w="1800"/>
@@ -6090,6 +6386,8 @@
     <w:p>
       <w:pPr>
         <w:pStyle w:val="Heading3"/>
+        <w:keepNext/>
+        <w:keepLines/>
         <w:spacing w:after="100" w:before="220"/>
       </w:pPr>
       <w:r>
@@ -6177,6 +6475,8 @@
     <w:p>
       <w:pPr>
         <w:pStyle w:val="Heading3"/>
+        <w:keepNext/>
+        <w:keepLines/>
         <w:spacing w:after="100" w:before="220"/>
       </w:pPr>
       <w:r>
@@ -6212,6 +6512,8 @@
     <w:p>
       <w:pPr>
         <w:pStyle w:val="Heading3"/>
+        <w:keepNext/>
+        <w:keepLines/>
         <w:spacing w:after="100" w:before="220"/>
       </w:pPr>
       <w:r>
@@ -6247,6 +6549,8 @@
     <w:p>
       <w:pPr>
         <w:pStyle w:val="Heading2"/>
+        <w:keepNext/>
+        <w:keepLines/>
         <w:spacing w:after="120" w:before="280"/>
       </w:pPr>
       <w:r>
@@ -6270,6 +6574,9 @@
         <w:gridCol w:w="7800"/>
       </w:tblGrid>
       <w:tr>
+        <w:trPr>
+          <w:cantSplit/>
+        </w:trPr>
         <w:tc>
           <w:tcPr>
             <w:tcW w:type="dxa" w:w="1800"/>
@@ -6326,6 +6633,9 @@
         </w:tc>
       </w:tr>
       <w:tr>
+        <w:trPr>
+          <w:cantSplit/>
+        </w:trPr>
         <w:tc>
           <w:tcPr>
             <w:tcW w:type="dxa" w:w="1800"/>
@@ -6382,6 +6692,9 @@
         </w:tc>
       </w:tr>
       <w:tr>
+        <w:trPr>
+          <w:cantSplit/>
+        </w:trPr>
         <w:tc>
           <w:tcPr>
             <w:tcW w:type="dxa" w:w="1800"/>
@@ -6438,6 +6751,9 @@
         </w:tc>
       </w:tr>
       <w:tr>
+        <w:trPr>
+          <w:cantSplit/>
+        </w:trPr>
         <w:tc>
           <w:tcPr>
             <w:tcW w:type="dxa" w:w="1800"/>
@@ -6494,6 +6810,9 @@
         </w:tc>
       </w:tr>
       <w:tr>
+        <w:trPr>
+          <w:cantSplit/>
+        </w:trPr>
         <w:tc>
           <w:tcPr>
             <w:tcW w:type="dxa" w:w="1800"/>
@@ -6550,6 +6869,9 @@
         </w:tc>
       </w:tr>
       <w:tr>
+        <w:trPr>
+          <w:cantSplit/>
+        </w:trPr>
         <w:tc>
           <w:tcPr>
             <w:tcW w:type="dxa" w:w="1800"/>
@@ -6609,6 +6931,8 @@
     <w:p>
       <w:pPr>
         <w:pStyle w:val="Heading3"/>
+        <w:keepNext/>
+        <w:keepLines/>
         <w:spacing w:after="100" w:before="220"/>
       </w:pPr>
       <w:r>
@@ -6709,6 +7033,8 @@
     <w:p>
       <w:pPr>
         <w:pStyle w:val="Heading3"/>
+        <w:keepNext/>
+        <w:keepLines/>
         <w:spacing w:after="100" w:before="220"/>
       </w:pPr>
       <w:r>
@@ -6744,6 +7070,8 @@
     <w:p>
       <w:pPr>
         <w:pStyle w:val="Heading3"/>
+        <w:keepNext/>
+        <w:keepLines/>
         <w:spacing w:after="100" w:before="220"/>
       </w:pPr>
       <w:r>
@@ -6766,6 +7094,8 @@
     <w:p>
       <w:pPr>
         <w:pStyle w:val="Heading2"/>
+        <w:keepNext/>
+        <w:keepLines/>
         <w:spacing w:after="120" w:before="280"/>
       </w:pPr>
       <w:r>
@@ -6789,6 +7119,9 @@
         <w:gridCol w:w="7800"/>
       </w:tblGrid>
       <w:tr>
+        <w:trPr>
+          <w:cantSplit/>
+        </w:trPr>
         <w:tc>
           <w:tcPr>
             <w:tcW w:type="dxa" w:w="1800"/>
@@ -6845,6 +7178,9 @@
         </w:tc>
       </w:tr>
       <w:tr>
+        <w:trPr>
+          <w:cantSplit/>
+        </w:trPr>
         <w:tc>
           <w:tcPr>
             <w:tcW w:type="dxa" w:w="1800"/>
@@ -6901,6 +7237,9 @@
         </w:tc>
       </w:tr>
       <w:tr>
+        <w:trPr>
+          <w:cantSplit/>
+        </w:trPr>
         <w:tc>
           <w:tcPr>
             <w:tcW w:type="dxa" w:w="1800"/>
@@ -6957,6 +7296,9 @@
         </w:tc>
       </w:tr>
       <w:tr>
+        <w:trPr>
+          <w:cantSplit/>
+        </w:trPr>
         <w:tc>
           <w:tcPr>
             <w:tcW w:type="dxa" w:w="1800"/>
@@ -7013,6 +7355,9 @@
         </w:tc>
       </w:tr>
       <w:tr>
+        <w:trPr>
+          <w:cantSplit/>
+        </w:trPr>
         <w:tc>
           <w:tcPr>
             <w:tcW w:type="dxa" w:w="1800"/>
@@ -7069,6 +7414,9 @@
         </w:tc>
       </w:tr>
       <w:tr>
+        <w:trPr>
+          <w:cantSplit/>
+        </w:trPr>
         <w:tc>
           <w:tcPr>
             <w:tcW w:type="dxa" w:w="1800"/>
@@ -7128,6 +7476,8 @@
     <w:p>
       <w:pPr>
         <w:pStyle w:val="Heading3"/>
+        <w:keepNext/>
+        <w:keepLines/>
         <w:spacing w:after="100" w:before="220"/>
       </w:pPr>
       <w:r>
@@ -7241,6 +7591,8 @@
     <w:p>
       <w:pPr>
         <w:pStyle w:val="Heading3"/>
+        <w:keepNext/>
+        <w:keepLines/>
         <w:spacing w:after="100" w:before="220"/>
       </w:pPr>
       <w:r>
@@ -7263,6 +7615,8 @@
     <w:p>
       <w:pPr>
         <w:pStyle w:val="Heading3"/>
+        <w:keepNext/>
+        <w:keepLines/>
         <w:spacing w:after="100" w:before="220"/>
       </w:pPr>
       <w:r>
@@ -7311,6 +7665,8 @@
     <w:p>
       <w:pPr>
         <w:pStyle w:val="Heading2"/>
+        <w:keepNext/>
+        <w:keepLines/>
         <w:spacing w:after="120" w:before="280"/>
       </w:pPr>
       <w:r>
@@ -7334,6 +7690,9 @@
         <w:gridCol w:w="7800"/>
       </w:tblGrid>
       <w:tr>
+        <w:trPr>
+          <w:cantSplit/>
+        </w:trPr>
         <w:tc>
           <w:tcPr>
             <w:tcW w:type="dxa" w:w="1800"/>
@@ -7390,6 +7749,9 @@
         </w:tc>
       </w:tr>
       <w:tr>
+        <w:trPr>
+          <w:cantSplit/>
+        </w:trPr>
         <w:tc>
           <w:tcPr>
             <w:tcW w:type="dxa" w:w="1800"/>
@@ -7446,6 +7808,9 @@
         </w:tc>
       </w:tr>
       <w:tr>
+        <w:trPr>
+          <w:cantSplit/>
+        </w:trPr>
         <w:tc>
           <w:tcPr>
             <w:tcW w:type="dxa" w:w="1800"/>
@@ -7502,6 +7867,9 @@
         </w:tc>
       </w:tr>
       <w:tr>
+        <w:trPr>
+          <w:cantSplit/>
+        </w:trPr>
         <w:tc>
           <w:tcPr>
             <w:tcW w:type="dxa" w:w="1800"/>
@@ -7558,6 +7926,9 @@
         </w:tc>
       </w:tr>
       <w:tr>
+        <w:trPr>
+          <w:cantSplit/>
+        </w:trPr>
         <w:tc>
           <w:tcPr>
             <w:tcW w:type="dxa" w:w="1800"/>
@@ -7614,6 +7985,9 @@
         </w:tc>
       </w:tr>
       <w:tr>
+        <w:trPr>
+          <w:cantSplit/>
+        </w:trPr>
         <w:tc>
           <w:tcPr>
             <w:tcW w:type="dxa" w:w="1800"/>
@@ -7673,6 +8047,8 @@
     <w:p>
       <w:pPr>
         <w:pStyle w:val="Heading3"/>
+        <w:keepNext/>
+        <w:keepLines/>
         <w:spacing w:after="100" w:before="220"/>
       </w:pPr>
       <w:r>
@@ -7786,6 +8162,8 @@
     <w:p>
       <w:pPr>
         <w:pStyle w:val="Heading3"/>
+        <w:keepNext/>
+        <w:keepLines/>
         <w:spacing w:after="100" w:before="220"/>
       </w:pPr>
       <w:r>
@@ -7808,6 +8186,8 @@
     <w:p>
       <w:pPr>
         <w:pStyle w:val="Heading3"/>
+        <w:keepNext/>
+        <w:keepLines/>
         <w:spacing w:after="100" w:before="220"/>
       </w:pPr>
       <w:r>
@@ -7843,6 +8223,8 @@
     <w:p>
       <w:pPr>
         <w:pStyle w:val="Heading2"/>
+        <w:keepNext/>
+        <w:keepLines/>
         <w:spacing w:after="120" w:before="280"/>
       </w:pPr>
       <w:r>
@@ -7866,6 +8248,9 @@
         <w:gridCol w:w="7800"/>
       </w:tblGrid>
       <w:tr>
+        <w:trPr>
+          <w:cantSplit/>
+        </w:trPr>
         <w:tc>
           <w:tcPr>
             <w:tcW w:type="dxa" w:w="1800"/>
@@ -7922,6 +8307,9 @@
         </w:tc>
       </w:tr>
       <w:tr>
+        <w:trPr>
+          <w:cantSplit/>
+        </w:trPr>
         <w:tc>
           <w:tcPr>
             <w:tcW w:type="dxa" w:w="1800"/>
@@ -7978,6 +8366,9 @@
         </w:tc>
       </w:tr>
       <w:tr>
+        <w:trPr>
+          <w:cantSplit/>
+        </w:trPr>
         <w:tc>
           <w:tcPr>
             <w:tcW w:type="dxa" w:w="1800"/>
@@ -8034,6 +8425,9 @@
         </w:tc>
       </w:tr>
       <w:tr>
+        <w:trPr>
+          <w:cantSplit/>
+        </w:trPr>
         <w:tc>
           <w:tcPr>
             <w:tcW w:type="dxa" w:w="1800"/>
@@ -8090,6 +8484,9 @@
         </w:tc>
       </w:tr>
       <w:tr>
+        <w:trPr>
+          <w:cantSplit/>
+        </w:trPr>
         <w:tc>
           <w:tcPr>
             <w:tcW w:type="dxa" w:w="1800"/>
@@ -8146,6 +8543,9 @@
         </w:tc>
       </w:tr>
       <w:tr>
+        <w:trPr>
+          <w:cantSplit/>
+        </w:trPr>
         <w:tc>
           <w:tcPr>
             <w:tcW w:type="dxa" w:w="1800"/>
@@ -8205,6 +8605,8 @@
     <w:p>
       <w:pPr>
         <w:pStyle w:val="Heading3"/>
+        <w:keepNext/>
+        <w:keepLines/>
         <w:spacing w:after="100" w:before="220"/>
       </w:pPr>
       <w:r>
@@ -8279,6 +8681,8 @@
     <w:p>
       <w:pPr>
         <w:pStyle w:val="Heading3"/>
+        <w:keepNext/>
+        <w:keepLines/>
         <w:spacing w:after="100" w:before="220"/>
       </w:pPr>
       <w:r>
@@ -8301,6 +8705,8 @@
     <w:p>
       <w:pPr>
         <w:pStyle w:val="Heading3"/>
+        <w:keepNext/>
+        <w:keepLines/>
         <w:spacing w:after="100" w:before="220"/>
       </w:pPr>
       <w:r>
@@ -8341,6 +8747,8 @@
     <w:p>
       <w:pPr>
         <w:pStyle w:val="Heading1"/>
+        <w:keepNext/>
+        <w:keepLines/>
         <w:spacing w:after="160" w:before="380"/>
       </w:pPr>
       <w:r>
@@ -8439,6 +8847,9 @@
         </w:tc>
       </w:tr>
       <w:tr>
+        <w:trPr>
+          <w:cantSplit/>
+        </w:trPr>
         <w:tc>
           <w:tcPr>
             <w:tcW w:type="dxa" w:w="1100"/>
@@ -8495,6 +8906,9 @@
         </w:tc>
       </w:tr>
       <w:tr>
+        <w:trPr>
+          <w:cantSplit/>
+        </w:trPr>
         <w:tc>
           <w:tcPr>
             <w:tcW w:type="dxa" w:w="1100"/>
@@ -8551,6 +8965,9 @@
         </w:tc>
       </w:tr>
       <w:tr>
+        <w:trPr>
+          <w:cantSplit/>
+        </w:trPr>
         <w:tc>
           <w:tcPr>
             <w:tcW w:type="dxa" w:w="1100"/>
@@ -8607,6 +9024,9 @@
         </w:tc>
       </w:tr>
       <w:tr>
+        <w:trPr>
+          <w:cantSplit/>
+        </w:trPr>
         <w:tc>
           <w:tcPr>
             <w:tcW w:type="dxa" w:w="1100"/>
@@ -8663,6 +9083,9 @@
         </w:tc>
       </w:tr>
       <w:tr>
+        <w:trPr>
+          <w:cantSplit/>
+        </w:trPr>
         <w:tc>
           <w:tcPr>
             <w:tcW w:type="dxa" w:w="1100"/>
@@ -8719,6 +9142,9 @@
         </w:tc>
       </w:tr>
       <w:tr>
+        <w:trPr>
+          <w:cantSplit/>
+        </w:trPr>
         <w:tc>
           <w:tcPr>
             <w:tcW w:type="dxa" w:w="1100"/>
@@ -8775,6 +9201,9 @@
         </w:tc>
       </w:tr>
       <w:tr>
+        <w:trPr>
+          <w:cantSplit/>
+        </w:trPr>
         <w:tc>
           <w:tcPr>
             <w:tcW w:type="dxa" w:w="1100"/>
@@ -8831,6 +9260,9 @@
         </w:tc>
       </w:tr>
       <w:tr>
+        <w:trPr>
+          <w:cantSplit/>
+        </w:trPr>
         <w:tc>
           <w:tcPr>
             <w:tcW w:type="dxa" w:w="1100"/>
@@ -8887,6 +9319,9 @@
         </w:tc>
       </w:tr>
       <w:tr>
+        <w:trPr>
+          <w:cantSplit/>
+        </w:trPr>
         <w:tc>
           <w:tcPr>
             <w:tcW w:type="dxa" w:w="1100"/>
@@ -8943,6 +9378,9 @@
         </w:tc>
       </w:tr>
       <w:tr>
+        <w:trPr>
+          <w:cantSplit/>
+        </w:trPr>
         <w:tc>
           <w:tcPr>
             <w:tcW w:type="dxa" w:w="1100"/>
@@ -9000,8 +9438,8 @@
       </w:tr>
     </w:tbl>
     <w:sectPr>
-      <w:headerReference w:type="default" r:id="rId7"/>
-      <w:footerReference w:type="default" r:id="rId8"/>
+      <w:headerReference w:type="default" r:id="rId6"/>
+      <w:footerReference w:type="default" r:id="rId7"/>
       <w:pgSz w:w="11906" w:h="16838" w:orient="portrait"/>
       <w:pgMar w:top="1140" w:right="1134" w:bottom="1140" w:left="1134" w:header="708" w:footer="708" w:gutter="0"/>
       <w:pgNumType/>
@@ -9009,10 +9447,6 @@
     </w:sectPr>
   </w:body>
 </w:document>
-</file>
-
-<file path=word/comments.xml><?xml version="1.0" encoding="utf-8"?>
-<w:comments xmlns:cx="http://schemas.microsoft.com/office/drawing/2014/chartex" xmlns:cx1="http://schemas.microsoft.com/office/drawing/2015/9/8/chartex" xmlns:cx2="http://schemas.microsoft.com/office/drawing/2015/10/21/chartex" xmlns:cx3="http://schemas.microsoft.com/office/drawing/2016/5/9/chartex" xmlns:cx4="http://schemas.microsoft.com/office/drawing/2016/5/10/chartex" xmlns:cx5="http://schemas.microsoft.com/office/drawing/2016/5/11/chartex" xmlns:cx6="http://schemas.microsoft.com/office/drawing/2016/5/12/chartex" xmlns:cx7="http://schemas.microsoft.com/office/drawing/2016/5/13/chartex" xmlns:cx8="http://schemas.microsoft.com/office/drawing/2016/5/14/chartex" xmlns:mc="http://schemas.openxmlformats.org/markup-compatibility/2006" xmlns:aink="http://schemas.microsoft.com/office/drawing/2016/ink" xmlns:am3d="http://schemas.microsoft.com/office/drawing/2017/model3d" xmlns:o="urn:schemas-microsoft-com:office:office" xmlns:r="http://schemas.openxmlformats.org/officeDocument/2006/relationships" xmlns:m="http://schemas.openxmlformats.org/officeDocument/2006/math" xmlns:v="urn:schemas-microsoft-com:vml" xmlns:wp14="http://schemas.microsoft.com/office/word/2010/wordprocessingDrawing" xmlns:wp="http://schemas.openxmlformats.org/drawingml/2006/wordprocessingDrawing" xmlns:w10="urn:schemas-microsoft-com:office:word" xmlns:w="http://schemas.openxmlformats.org/wordprocessingml/2006/main" xmlns:w14="http://schemas.microsoft.com/office/word/2010/wordml" xmlns:w15="http://schemas.microsoft.com/office/word/2012/wordml" xmlns:w16cex="http://schemas.microsoft.com/office/word/2018/wordml/cex" xmlns:w16cid="http://schemas.microsoft.com/office/word/2016/wordml/cid" xmlns:w16="http://schemas.microsoft.com/office/word/2018/wordml" xmlns:w16sdtdh="http://schemas.microsoft.com/office/word/2020/wordml/sdtdatahash" xmlns:w16se="http://schemas.microsoft.com/office/word/2015/wordml/symex" xmlns:wpg="http://schemas.microsoft.com/office/word/2010/wordprocessingGroup" xmlns:wpi="http://schemas.microsoft.com/office/word/2010/wordprocessingInk" xmlns:wne="http://schemas.microsoft.com/office/word/2006/wordml" xmlns:wps="http://schemas.microsoft.com/office/word/2010/wordprocessingShape"/>
 </file>
 
 <file path=word/endnotes.xml><?xml version="1.0" encoding="utf-8"?>
@@ -9161,7 +9595,7 @@
 <w:numbering xmlns:wpc="http://schemas.microsoft.com/office/word/2010/wordprocessingCanvas" xmlns:mc="http://schemas.openxmlformats.org/markup-compatibility/2006" xmlns:o="urn:schemas-microsoft-com:office:office" xmlns:r="http://schemas.openxmlformats.org/officeDocument/2006/relationships" xmlns:m="http://schemas.openxmlformats.org/officeDocument/2006/math" xmlns:v="urn:schemas-microsoft-com:vml" xmlns:wp14="http://schemas.microsoft.com/office/word/2010/wordprocessingDrawing" xmlns:wp="http://schemas.openxmlformats.org/drawingml/2006/wordprocessingDrawing" xmlns:w10="urn:schemas-microsoft-com:office:word" xmlns:w="http://schemas.openxmlformats.org/wordprocessingml/2006/main" xmlns:w14="http://schemas.microsoft.com/office/word/2010/wordml" xmlns:w15="http://schemas.microsoft.com/office/word/2012/wordml" xmlns:wpg="http://schemas.microsoft.com/office/word/2010/wordprocessingGroup" xmlns:wpi="http://schemas.microsoft.com/office/word/2010/wordprocessingInk" xmlns:wne="http://schemas.microsoft.com/office/word/2006/wordml" xmlns:wps="http://schemas.microsoft.com/office/word/2010/wordprocessingShape" mc:Ignorable="w14 w15 wp14">
   <w:abstractNum w:abstractNumId="1" w15:restartNumberingAfterBreak="0">
     <w:multiLevelType w:val="hybridMultilevel"/>
-    <w:lvl w:ilvl="0" w15:tentative="1">
+    <w:lvl w:ilvl="0" w:tentative="1">
       <w:start w:val="1"/>
       <w:numFmt w:val="bullet"/>
       <w:lvlText w:val="●"/>
@@ -9170,7 +9604,7 @@
         <w:ind w:left="720" w:hanging="360"/>
       </w:pPr>
     </w:lvl>
-    <w:lvl w:ilvl="1" w15:tentative="1">
+    <w:lvl w:ilvl="1" w:tentative="1">
       <w:start w:val="1"/>
       <w:numFmt w:val="bullet"/>
       <w:lvlText w:val="○"/>
@@ -9179,7 +9613,7 @@
         <w:ind w:left="1440" w:hanging="360"/>
       </w:pPr>
     </w:lvl>
-    <w:lvl w:ilvl="2" w15:tentative="1">
+    <w:lvl w:ilvl="2" w:tentative="1">
       <w:start w:val="1"/>
       <w:numFmt w:val="bullet"/>
       <w:lvlText w:val="■"/>
@@ -9188,7 +9622,7 @@
         <w:ind w:left="2160" w:hanging="360"/>
       </w:pPr>
     </w:lvl>
-    <w:lvl w:ilvl="3" w15:tentative="1">
+    <w:lvl w:ilvl="3" w:tentative="1">
       <w:start w:val="1"/>
       <w:numFmt w:val="bullet"/>
       <w:lvlText w:val="●"/>
@@ -9197,7 +9631,7 @@
         <w:ind w:left="2880" w:hanging="360"/>
       </w:pPr>
     </w:lvl>
-    <w:lvl w:ilvl="4" w15:tentative="1">
+    <w:lvl w:ilvl="4" w:tentative="1">
       <w:start w:val="1"/>
       <w:numFmt w:val="bullet"/>
       <w:lvlText w:val="○"/>
@@ -9206,7 +9640,7 @@
         <w:ind w:left="3600" w:hanging="360"/>
       </w:pPr>
     </w:lvl>
-    <w:lvl w:ilvl="5" w15:tentative="1">
+    <w:lvl w:ilvl="5" w:tentative="1">
       <w:start w:val="1"/>
       <w:numFmt w:val="bullet"/>
       <w:lvlText w:val="■"/>
@@ -9215,7 +9649,7 @@
         <w:ind w:left="4320" w:hanging="360"/>
       </w:pPr>
     </w:lvl>
-    <w:lvl w:ilvl="6" w15:tentative="1">
+    <w:lvl w:ilvl="6" w:tentative="1">
       <w:start w:val="1"/>
       <w:numFmt w:val="bullet"/>
       <w:lvlText w:val="●"/>
@@ -9224,7 +9658,7 @@
         <w:ind w:left="5040" w:hanging="360"/>
       </w:pPr>
     </w:lvl>
-    <w:lvl w:ilvl="7" w15:tentative="1">
+    <w:lvl w:ilvl="7" w:tentative="1">
       <w:start w:val="1"/>
       <w:numFmt w:val="bullet"/>
       <w:lvlText w:val="●"/>
@@ -9233,7 +9667,7 @@
         <w:ind w:left="5760" w:hanging="360"/>
       </w:pPr>
     </w:lvl>
-    <w:lvl w:ilvl="8" w15:tentative="1">
+    <w:lvl w:ilvl="8" w:tentative="1">
       <w:start w:val="1"/>
       <w:numFmt w:val="bullet"/>
       <w:lvlText w:val="●"/>
@@ -9245,7 +9679,7 @@
   </w:abstractNum>
   <w:abstractNum w:abstractNumId="2" w15:restartNumberingAfterBreak="0">
     <w:multiLevelType w:val="hybridMultilevel"/>
-    <w:lvl w:ilvl="0" w15:tentative="1">
+    <w:lvl w:ilvl="0" w:tentative="1">
       <w:start w:val="1"/>
       <w:numFmt w:val="bullet"/>
       <w:lvlText w:val="•"/>
@@ -9254,7 +9688,7 @@
         <w:ind w:left="420" w:hanging="250"/>
       </w:pPr>
     </w:lvl>
-    <w:lvl w:ilvl="1" w15:tentative="1">
+    <w:lvl w:ilvl="1" w:tentative="1">
       <w:start w:val="1"/>
       <w:numFmt w:val="bullet"/>
       <w:lvlText w:val="◦"/>
@@ -9263,7 +9697,7 @@
         <w:ind w:left="840" w:hanging="250"/>
       </w:pPr>
     </w:lvl>
-    <w:lvl w:ilvl="2" w15:tentative="1">
+    <w:lvl w:ilvl="2" w:tentative="1">
       <w:start w:val="1"/>
       <w:numFmt w:val="bullet"/>
       <w:lvlText w:val="▪"/>
@@ -9275,7 +9709,7 @@
   </w:abstractNum>
   <w:abstractNum w:abstractNumId="3" w15:restartNumberingAfterBreak="0">
     <w:multiLevelType w:val="hybridMultilevel"/>
-    <w:lvl w:ilvl="0" w15:tentative="1">
+    <w:lvl w:ilvl="0" w:tentative="1">
       <w:start w:val="1"/>
       <w:numFmt w:val="decimal"/>
       <w:lvlText w:val="%1."/>
@@ -9284,7 +9718,7 @@
         <w:ind w:left="440" w:hanging="280"/>
       </w:pPr>
     </w:lvl>
-    <w:lvl w:ilvl="1" w15:tentative="1">
+    <w:lvl w:ilvl="1" w:tentative="1">
       <w:start w:val="1"/>
       <w:numFmt w:val="lowerLetter"/>
       <w:lvlText w:val="%2)"/>
@@ -9331,6 +9765,10 @@
       </w:pPr>
     </w:pPrDefault>
   </w:docDefaults>
+  <w:style w:type="paragraph" w:styleId="Normal" w:default="1">
+    <w:name w:val="Normal"/>
+    <w:qFormat/>
+  </w:style>
   <w:style w:type="paragraph" w:styleId="Title">
     <w:name w:val="Title"/>
     <w:basedOn w:val="Normal"/>
@@ -9521,4 +9959,294 @@
     </w:rPr>
   </w:style>
 </w:styles>
+</file>
+
+<file path=word/theme/theme1.xml><?xml version="1.0" encoding="utf-8"?>
+<a:theme xmlns:a="http://schemas.openxmlformats.org/drawingml/2006/main" name="Office Theme">
+  <a:themeElements>
+    <a:clrScheme name="Office">
+      <a:dk1>
+        <a:sysClr val="windowText" lastClr="000000"/>
+      </a:dk1>
+      <a:lt1>
+        <a:sysClr val="window" lastClr="FFFFFF"/>
+      </a:lt1>
+      <a:dk2>
+        <a:srgbClr val="44546A"/>
+      </a:dk2>
+      <a:lt2>
+        <a:srgbClr val="E7E6E6"/>
+      </a:lt2>
+      <a:accent1>
+        <a:srgbClr val="4472C4"/>
+      </a:accent1>
+      <a:accent2>
+        <a:srgbClr val="ED7D31"/>
+      </a:accent2>
+      <a:accent3>
+        <a:srgbClr val="A5A5A5"/>
+      </a:accent3>
+      <a:accent4>
+        <a:srgbClr val="FFC000"/>
+      </a:accent4>
+      <a:accent5>
+        <a:srgbClr val="5B9BD5"/>
+      </a:accent5>
+      <a:accent6>
+        <a:srgbClr val="70AD47"/>
+      </a:accent6>
+      <a:hlink>
+        <a:srgbClr val="0563C1"/>
+      </a:hlink>
+      <a:folHlink>
+        <a:srgbClr val="954F72"/>
+      </a:folHlink>
+    </a:clrScheme>
+    <a:fontScheme name="Office">
+      <a:majorFont>
+        <a:latin typeface="Calibri Light" panose="020F0302020204030204"/>
+        <a:ea typeface=""/>
+        <a:cs typeface=""/>
+        <a:font script="Jpan" typeface="游ゴシック Light"/>
+        <a:font script="Hang" typeface="맑은 고딕"/>
+        <a:font script="Hans" typeface="等线 Light"/>
+        <a:font script="Hant" typeface="新細明體"/>
+        <a:font script="Arab" typeface="Times New Roman"/>
+        <a:font script="Hebr" typeface="Times New Roman"/>
+        <a:font script="Thai" typeface="Angsana New"/>
+        <a:font script="Ethi" typeface="Nyala"/>
+        <a:font script="Beng" typeface="Vrinda"/>
+        <a:font script="Gujr" typeface="Shruti"/>
+        <a:font script="Khmr" typeface="MoolBoran"/>
+        <a:font script="Knda" typeface="Tunga"/>
+        <a:font script="Guru" typeface="Raavi"/>
+        <a:font script="Cans" typeface="Euphemia"/>
+        <a:font script="Cher" typeface="Plantagenet Cherokee"/>
+        <a:font script="Yiii" typeface="Microsoft Yi Baiti"/>
+        <a:font script="Tibt" typeface="Microsoft Himalaya"/>
+        <a:font script="Thaa" typeface="MV Boli"/>
+        <a:font script="Deva" typeface="Mangal"/>
+        <a:font script="Telu" typeface="Gautami"/>
+        <a:font script="Taml" typeface="Latha"/>
+        <a:font script="Syrc" typeface="Estrangelo Edessa"/>
+        <a:font script="Orya" typeface="Kalinga"/>
+        <a:font script="Mlym" typeface="Kartika"/>
+        <a:font script="Laoo" typeface="DokChampa"/>
+        <a:font script="Sinh" typeface="Iskoola Pota"/>
+        <a:font script="Mong" typeface="Mongolian Baiti"/>
+        <a:font script="Viet" typeface="Times New Roman"/>
+        <a:font script="Uigh" typeface="Microsoft Uighur"/>
+        <a:font script="Geor" typeface="Sylfaen"/>
+        <a:font script="Armn" typeface="Arial"/>
+        <a:font script="Bugi" typeface="Leelawadee UI"/>
+        <a:font script="Bopo" typeface="Microsoft JhengHei"/>
+        <a:font script="Java" typeface="Javanese Text"/>
+        <a:font script="Lisu" typeface="Segoe UI"/>
+        <a:font script="Mymr" typeface="Myanmar Text"/>
+        <a:font script="Nkoo" typeface="Ebrima"/>
+        <a:font script="Olck" typeface="Nirmala UI"/>
+        <a:font script="Osma" typeface="Ebrima"/>
+        <a:font script="Phag" typeface="Phagspa"/>
+        <a:font script="Syrn" typeface="Estrangelo Edessa"/>
+        <a:font script="Syrj" typeface="Estrangelo Edessa"/>
+        <a:font script="Syre" typeface="Estrangelo Edessa"/>
+        <a:font script="Sora" typeface="Nirmala UI"/>
+        <a:font script="Tale" typeface="Microsoft Tai Le"/>
+        <a:font script="Talu" typeface="Microsoft New Tai Lue"/>
+        <a:font script="Tfng" typeface="Ebrima"/>
+      </a:majorFont>
+      <a:minorFont>
+        <a:latin typeface="Calibri" panose="020F0502020204030204"/>
+        <a:ea typeface=""/>
+        <a:cs typeface=""/>
+        <a:font script="Jpan" typeface="游明朝"/>
+        <a:font script="Hang" typeface="맑은 고딕"/>
+        <a:font script="Hans" typeface="等线"/>
+        <a:font script="Hant" typeface="新細明體"/>
+        <a:font script="Arab" typeface="Arial"/>
+        <a:font script="Hebr" typeface="Arial"/>
+        <a:font script="Thai" typeface="Cordia New"/>
+        <a:font script="Ethi" typeface="Nyala"/>
+        <a:font script="Beng" typeface="Vrinda"/>
+        <a:font script="Gujr" typeface="Shruti"/>
+        <a:font script="Khmr" typeface="DaunPenh"/>
+        <a:font script="Knda" typeface="Tunga"/>
+        <a:font script="Guru" typeface="Raavi"/>
+        <a:font script="Cans" typeface="Euphemia"/>
+        <a:font script="Cher" typeface="Plantagenet Cherokee"/>
+        <a:font script="Yiii" typeface="Microsoft Yi Baiti"/>
+        <a:font script="Tibt" typeface="Microsoft Himalaya"/>
+        <a:font script="Thaa" typeface="MV Boli"/>
+        <a:font script="Deva" typeface="Mangal"/>
+        <a:font script="Telu" typeface="Gautami"/>
+        <a:font script="Taml" typeface="Latha"/>
+        <a:font script="Syrc" typeface="Estrangelo Edessa"/>
+        <a:font script="Orya" typeface="Kalinga"/>
+        <a:font script="Mlym" typeface="Kartika"/>
+        <a:font script="Laoo" typeface="DokChampa"/>
+        <a:font script="Sinh" typeface="Iskoola Pota"/>
+        <a:font script="Mong" typeface="Mongolian Baiti"/>
+        <a:font script="Viet" typeface="Arial"/>
+        <a:font script="Uigh" typeface="Microsoft Uighur"/>
+        <a:font script="Geor" typeface="Sylfaen"/>
+        <a:font script="Armn" typeface="Arial"/>
+        <a:font script="Bugi" typeface="Leelawadee UI"/>
+        <a:font script="Bopo" typeface="Microsoft JhengHei"/>
+        <a:font script="Java" typeface="Javanese Text"/>
+        <a:font script="Lisu" typeface="Segoe UI"/>
+        <a:font script="Mymr" typeface="Myanmar Text"/>
+        <a:font script="Nkoo" typeface="Ebrima"/>
+        <a:font script="Olck" typeface="Nirmala UI"/>
+        <a:font script="Osma" typeface="Ebrima"/>
+        <a:font script="Phag" typeface="Phagspa"/>
+        <a:font script="Syrn" typeface="Estrangelo Edessa"/>
+        <a:font script="Syrj" typeface="Estrangelo Edessa"/>
+        <a:font script="Syre" typeface="Estrangelo Edessa"/>
+        <a:font script="Sora" typeface="Nirmala UI"/>
+        <a:font script="Tale" typeface="Microsoft Tai Le"/>
+        <a:font script="Talu" typeface="Microsoft New Tai Lue"/>
+        <a:font script="Tfng" typeface="Ebrima"/>
+      </a:minorFont>
+    </a:fontScheme>
+    <a:fmtScheme name="Office">
+      <a:fillStyleLst>
+        <a:solidFill>
+          <a:schemeClr val="phClr"/>
+        </a:solidFill>
+        <a:gradFill rotWithShape="true">
+          <a:gsLst>
+            <a:gs pos="0">
+              <a:schemeClr val="phClr">
+                <a:lumMod val="110000"/>
+                <a:satMod val="105000"/>
+                <a:tint val="67000"/>
+              </a:schemeClr>
+            </a:gs>
+            <a:gs pos="50000">
+              <a:schemeClr val="phClr">
+                <a:lumMod val="105000"/>
+                <a:satMod val="103000"/>
+                <a:tint val="73000"/>
+              </a:schemeClr>
+            </a:gs>
+            <a:gs pos="100000">
+              <a:schemeClr val="phClr">
+                <a:lumMod val="105000"/>
+                <a:satMod val="109000"/>
+                <a:tint val="81000"/>
+              </a:schemeClr>
+            </a:gs>
+          </a:gsLst>
+          <a:lin ang="5400000" scaled="false"/>
+        </a:gradFill>
+        <a:gradFill rotWithShape="true">
+          <a:gsLst>
+            <a:gs pos="0">
+              <a:schemeClr val="phClr">
+                <a:satMod val="103000"/>
+                <a:lumMod val="102000"/>
+                <a:tint val="94000"/>
+              </a:schemeClr>
+            </a:gs>
+            <a:gs pos="50000">
+              <a:schemeClr val="phClr">
+                <a:satMod val="110000"/>
+                <a:lumMod val="100000"/>
+                <a:shade val="100000"/>
+              </a:schemeClr>
+            </a:gs>
+            <a:gs pos="100000">
+              <a:schemeClr val="phClr">
+                <a:lumMod val="99000"/>
+                <a:satMod val="120000"/>
+                <a:shade val="78000"/>
+              </a:schemeClr>
+            </a:gs>
+          </a:gsLst>
+          <a:lin ang="5400000" scaled="false"/>
+        </a:gradFill>
+      </a:fillStyleLst>
+      <a:lnStyleLst>
+        <a:ln w="6350" cap="flat" cmpd="sng" algn="ctr">
+          <a:solidFill>
+            <a:schemeClr val="phClr"/>
+          </a:solidFill>
+          <a:prstDash val="solid"/>
+          <a:miter lim="800000"/>
+        </a:ln>
+        <a:ln w="12700" cap="flat" cmpd="sng" algn="ctr">
+          <a:solidFill>
+            <a:schemeClr val="phClr"/>
+          </a:solidFill>
+          <a:prstDash val="solid"/>
+          <a:miter lim="800000"/>
+        </a:ln>
+        <a:ln w="19050" cap="flat" cmpd="sng" algn="ctr">
+          <a:solidFill>
+            <a:schemeClr val="phClr"/>
+          </a:solidFill>
+          <a:prstDash val="solid"/>
+          <a:miter lim="800000"/>
+        </a:ln>
+      </a:lnStyleLst>
+      <a:effectStyleLst>
+        <a:effectStyle>
+          <a:effectLst/>
+        </a:effectStyle>
+        <a:effectStyle>
+          <a:effectLst/>
+        </a:effectStyle>
+        <a:effectStyle>
+          <a:effectLst>
+            <a:outerShdw blurRad="57150" dist="19050" dir="5400000" algn="ctr" rotWithShape="false">
+              <a:srgbClr val="000000">
+                <a:alpha val="63000"/>
+              </a:srgbClr>
+            </a:outerShdw>
+          </a:effectLst>
+        </a:effectStyle>
+      </a:effectStyleLst>
+      <a:bgFillStyleLst>
+        <a:solidFill>
+          <a:schemeClr val="phClr"/>
+        </a:solidFill>
+        <a:solidFill>
+          <a:schemeClr val="phClr">
+            <a:tint val="95000"/>
+            <a:satMod val="170000"/>
+          </a:schemeClr>
+        </a:solidFill>
+        <a:gradFill rotWithShape="true">
+          <a:gsLst>
+            <a:gs pos="0">
+              <a:schemeClr val="phClr">
+                <a:tint val="93000"/>
+                <a:satMod val="150000"/>
+                <a:shade val="98000"/>
+                <a:lumMod val="102000"/>
+              </a:schemeClr>
+            </a:gs>
+            <a:gs pos="50000">
+              <a:schemeClr val="phClr">
+                <a:tint val="98000"/>
+                <a:satMod val="130000"/>
+                <a:shade val="90000"/>
+                <a:lumMod val="103000"/>
+              </a:schemeClr>
+            </a:gs>
+            <a:gs pos="100000">
+              <a:schemeClr val="phClr">
+                <a:shade val="63000"/>
+                <a:satMod val="120000"/>
+              </a:schemeClr>
+            </a:gs>
+          </a:gsLst>
+          <a:lin ang="5400000" scaled="false"/>
+        </a:gradFill>
+      </a:bgFillStyleLst>
+    </a:fmtScheme>
+  </a:themeElements>
+  <a:objectDefaults/>
+  <a:extraClrSchemeLst/>
+</a:theme>
 </file>
--- a/docs/DOC-03_Casos_de_Uso.docx
+++ b/docs/DOC-03_Casos_de_Uso.docx
@@ -149,7 +149,7 @@
                 <w:sz w:val="19"/>
                 <w:szCs w:val="19"/>
               </w:rPr>
-              <w:t xml:space="preserve">Lumen (nome de trabalho, sujeito a verificação de disponibilidade)</w:t>
+              <w:t xml:space="preserve">Lumen</w:t>
             </w:r>
           </w:p>
         </w:tc>
@@ -425,9 +425,11 @@
         <w:keepLines/>
         <w:spacing w:after="160" w:before="380"/>
       </w:pPr>
+      <w:bookmarkStart w:name="_Toc1" w:id="1"/>
       <w:r>
         <w:t xml:space="preserve">Sumário</w:t>
       </w:r>
+      <w:bookmarkEnd w:id="1"/>
     </w:p>
     <w:p>
       <w:pPr>
@@ -452,11 +454,1385 @@
       </w:sdtPr>
       <w:sdtContent>
         <w:p>
+          <w:pPr>
+            <w:pStyle w:val="TOC1"/>
+            <w:tabs>
+              <w:tab w:val="right" w:pos="9638" w:leader="dot"/>
+            </w:tabs>
+          </w:pPr>
           <w:r>
             <w:fldChar w:fldCharType="begin" w:dirty="true"/>
             <w:instrText xml:space="preserve">TOC \h \o "1-3"</w:instrText>
             <w:fldChar w:fldCharType="separate"/>
           </w:r>
+          <w:hyperlink w:history="1" w:anchor="_Toc1">
+            <w:r>
+              <w:t xml:space="preserve">Sumário</w:t>
+            </w:r>
+            <w:r>
+              <w:tab/>
+            </w:r>
+            <w:r>
+              <w:fldChar w:fldCharType="begin" w:dirty="true"/>
+              <w:instrText xml:space="preserve">PAGEREF _Toc1 \h</w:instrText>
+              <w:fldChar w:fldCharType="separate"/>
+              <w:fldChar w:fldCharType="end"/>
+            </w:r>
+          </w:hyperlink>
+        </w:p>
+        <w:p>
+          <w:pPr>
+            <w:pStyle w:val="TOC1"/>
+            <w:tabs>
+              <w:tab w:val="right" w:pos="9638" w:leader="dot"/>
+            </w:tabs>
+          </w:pPr>
+          <w:hyperlink w:history="1" w:anchor="_Toc2">
+            <w:r>
+              <w:t xml:space="preserve">1. Atores</w:t>
+            </w:r>
+            <w:r>
+              <w:tab/>
+            </w:r>
+            <w:r>
+              <w:fldChar w:fldCharType="begin" w:dirty="true"/>
+              <w:instrText xml:space="preserve">PAGEREF _Toc2 \h</w:instrText>
+              <w:fldChar w:fldCharType="separate"/>
+              <w:fldChar w:fldCharType="end"/>
+            </w:r>
+          </w:hyperlink>
+        </w:p>
+        <w:p>
+          <w:pPr>
+            <w:pStyle w:val="TOC1"/>
+            <w:tabs>
+              <w:tab w:val="right" w:pos="9638" w:leader="dot"/>
+            </w:tabs>
+          </w:pPr>
+          <w:hyperlink w:history="1" w:anchor="_Toc3">
+            <w:r>
+              <w:t xml:space="preserve">2. Casos de uso detalhados</w:t>
+            </w:r>
+            <w:r>
+              <w:tab/>
+            </w:r>
+            <w:r>
+              <w:fldChar w:fldCharType="begin" w:dirty="true"/>
+              <w:instrText xml:space="preserve">PAGEREF _Toc3 \h</w:instrText>
+              <w:fldChar w:fldCharType="separate"/>
+              <w:fldChar w:fldCharType="end"/>
+            </w:r>
+          </w:hyperlink>
+        </w:p>
+        <w:p>
+          <w:pPr>
+            <w:pStyle w:val="TOC2"/>
+            <w:tabs>
+              <w:tab w:val="right" w:pos="9638" w:leader="dot"/>
+            </w:tabs>
+            <w:ind w:left="220"/>
+          </w:pPr>
+          <w:hyperlink w:history="1" w:anchor="_Toc4">
+            <w:r>
+              <w:t xml:space="preserve">UC-01 — Consultar panorama de um ente</w:t>
+            </w:r>
+            <w:r>
+              <w:tab/>
+            </w:r>
+            <w:r>
+              <w:fldChar w:fldCharType="begin" w:dirty="true"/>
+              <w:instrText xml:space="preserve">PAGEREF _Toc4 \h</w:instrText>
+              <w:fldChar w:fldCharType="separate"/>
+              <w:fldChar w:fldCharType="end"/>
+            </w:r>
+          </w:hyperlink>
+        </w:p>
+        <w:p>
+          <w:pPr>
+            <w:pStyle w:val="TOC3"/>
+            <w:tabs>
+              <w:tab w:val="right" w:pos="9638" w:leader="dot"/>
+            </w:tabs>
+            <w:ind w:left="440"/>
+          </w:pPr>
+          <w:hyperlink w:history="1" w:anchor="_Toc5">
+            <w:r>
+              <w:t xml:space="preserve">Fluxo principal</w:t>
+            </w:r>
+            <w:r>
+              <w:tab/>
+            </w:r>
+            <w:r>
+              <w:fldChar w:fldCharType="begin" w:dirty="true"/>
+              <w:instrText xml:space="preserve">PAGEREF _Toc5 \h</w:instrText>
+              <w:fldChar w:fldCharType="separate"/>
+              <w:fldChar w:fldCharType="end"/>
+            </w:r>
+          </w:hyperlink>
+        </w:p>
+        <w:p>
+          <w:pPr>
+            <w:pStyle w:val="TOC3"/>
+            <w:tabs>
+              <w:tab w:val="right" w:pos="9638" w:leader="dot"/>
+            </w:tabs>
+            <w:ind w:left="440"/>
+          </w:pPr>
+          <w:hyperlink w:history="1" w:anchor="_Toc6">
+            <w:r>
+              <w:t xml:space="preserve">Fluxos alternativos</w:t>
+            </w:r>
+            <w:r>
+              <w:tab/>
+            </w:r>
+            <w:r>
+              <w:fldChar w:fldCharType="begin" w:dirty="true"/>
+              <w:instrText xml:space="preserve">PAGEREF _Toc6 \h</w:instrText>
+              <w:fldChar w:fldCharType="separate"/>
+              <w:fldChar w:fldCharType="end"/>
+            </w:r>
+          </w:hyperlink>
+        </w:p>
+        <w:p>
+          <w:pPr>
+            <w:pStyle w:val="TOC3"/>
+            <w:tabs>
+              <w:tab w:val="right" w:pos="9638" w:leader="dot"/>
+            </w:tabs>
+            <w:ind w:left="440"/>
+          </w:pPr>
+          <w:hyperlink w:history="1" w:anchor="_Toc7">
+            <w:r>
+              <w:t xml:space="preserve">Exceções</w:t>
+            </w:r>
+            <w:r>
+              <w:tab/>
+            </w:r>
+            <w:r>
+              <w:fldChar w:fldCharType="begin" w:dirty="true"/>
+              <w:instrText xml:space="preserve">PAGEREF _Toc7 \h</w:instrText>
+              <w:fldChar w:fldCharType="separate"/>
+              <w:fldChar w:fldCharType="end"/>
+            </w:r>
+          </w:hyperlink>
+        </w:p>
+        <w:p>
+          <w:pPr>
+            <w:pStyle w:val="TOC2"/>
+            <w:tabs>
+              <w:tab w:val="right" w:pos="9638" w:leader="dot"/>
+            </w:tabs>
+            <w:ind w:left="220"/>
+          </w:pPr>
+          <w:hyperlink w:history="1" w:anchor="_Toc8">
+            <w:r>
+              <w:t xml:space="preserve">UC-02 — Pesquisar contratos e fornecedores</w:t>
+            </w:r>
+            <w:r>
+              <w:tab/>
+            </w:r>
+            <w:r>
+              <w:fldChar w:fldCharType="begin" w:dirty="true"/>
+              <w:instrText xml:space="preserve">PAGEREF _Toc8 \h</w:instrText>
+              <w:fldChar w:fldCharType="separate"/>
+              <w:fldChar w:fldCharType="end"/>
+            </w:r>
+          </w:hyperlink>
+        </w:p>
+        <w:p>
+          <w:pPr>
+            <w:pStyle w:val="TOC3"/>
+            <w:tabs>
+              <w:tab w:val="right" w:pos="9638" w:leader="dot"/>
+            </w:tabs>
+            <w:ind w:left="440"/>
+          </w:pPr>
+          <w:hyperlink w:history="1" w:anchor="_Toc9">
+            <w:r>
+              <w:t xml:space="preserve">Fluxo principal</w:t>
+            </w:r>
+            <w:r>
+              <w:tab/>
+            </w:r>
+            <w:r>
+              <w:fldChar w:fldCharType="begin" w:dirty="true"/>
+              <w:instrText xml:space="preserve">PAGEREF _Toc9 \h</w:instrText>
+              <w:fldChar w:fldCharType="separate"/>
+              <w:fldChar w:fldCharType="end"/>
+            </w:r>
+          </w:hyperlink>
+        </w:p>
+        <w:p>
+          <w:pPr>
+            <w:pStyle w:val="TOC3"/>
+            <w:tabs>
+              <w:tab w:val="right" w:pos="9638" w:leader="dot"/>
+            </w:tabs>
+            <w:ind w:left="440"/>
+          </w:pPr>
+          <w:hyperlink w:history="1" w:anchor="_Toc10">
+            <w:r>
+              <w:t xml:space="preserve">Fluxos alternativos</w:t>
+            </w:r>
+            <w:r>
+              <w:tab/>
+            </w:r>
+            <w:r>
+              <w:fldChar w:fldCharType="begin" w:dirty="true"/>
+              <w:instrText xml:space="preserve">PAGEREF _Toc10 \h</w:instrText>
+              <w:fldChar w:fldCharType="separate"/>
+              <w:fldChar w:fldCharType="end"/>
+            </w:r>
+          </w:hyperlink>
+        </w:p>
+        <w:p>
+          <w:pPr>
+            <w:pStyle w:val="TOC3"/>
+            <w:tabs>
+              <w:tab w:val="right" w:pos="9638" w:leader="dot"/>
+            </w:tabs>
+            <w:ind w:left="440"/>
+          </w:pPr>
+          <w:hyperlink w:history="1" w:anchor="_Toc11">
+            <w:r>
+              <w:t xml:space="preserve">Exceções</w:t>
+            </w:r>
+            <w:r>
+              <w:tab/>
+            </w:r>
+            <w:r>
+              <w:fldChar w:fldCharType="begin" w:dirty="true"/>
+              <w:instrText xml:space="preserve">PAGEREF _Toc11 \h</w:instrText>
+              <w:fldChar w:fldCharType="separate"/>
+              <w:fldChar w:fldCharType="end"/>
+            </w:r>
+          </w:hyperlink>
+        </w:p>
+        <w:p>
+          <w:pPr>
+            <w:pStyle w:val="TOC2"/>
+            <w:tabs>
+              <w:tab w:val="right" w:pos="9638" w:leader="dot"/>
+            </w:tabs>
+            <w:ind w:left="220"/>
+          </w:pPr>
+          <w:hyperlink w:history="1" w:anchor="_Toc12">
+            <w:r>
+              <w:t xml:space="preserve">UC-03 — Visualizar um indício e sua evidência</w:t>
+            </w:r>
+            <w:r>
+              <w:tab/>
+            </w:r>
+            <w:r>
+              <w:fldChar w:fldCharType="begin" w:dirty="true"/>
+              <w:instrText xml:space="preserve">PAGEREF _Toc12 \h</w:instrText>
+              <w:fldChar w:fldCharType="separate"/>
+              <w:fldChar w:fldCharType="end"/>
+            </w:r>
+          </w:hyperlink>
+        </w:p>
+        <w:p>
+          <w:pPr>
+            <w:pStyle w:val="TOC3"/>
+            <w:tabs>
+              <w:tab w:val="right" w:pos="9638" w:leader="dot"/>
+            </w:tabs>
+            <w:ind w:left="440"/>
+          </w:pPr>
+          <w:hyperlink w:history="1" w:anchor="_Toc13">
+            <w:r>
+              <w:t xml:space="preserve">Fluxo principal</w:t>
+            </w:r>
+            <w:r>
+              <w:tab/>
+            </w:r>
+            <w:r>
+              <w:fldChar w:fldCharType="begin" w:dirty="true"/>
+              <w:instrText xml:space="preserve">PAGEREF _Toc13 \h</w:instrText>
+              <w:fldChar w:fldCharType="separate"/>
+              <w:fldChar w:fldCharType="end"/>
+            </w:r>
+          </w:hyperlink>
+        </w:p>
+        <w:p>
+          <w:pPr>
+            <w:pStyle w:val="TOC3"/>
+            <w:tabs>
+              <w:tab w:val="right" w:pos="9638" w:leader="dot"/>
+            </w:tabs>
+            <w:ind w:left="440"/>
+          </w:pPr>
+          <w:hyperlink w:history="1" w:anchor="_Toc14">
+            <w:r>
+              <w:t xml:space="preserve">Fluxos alternativos</w:t>
+            </w:r>
+            <w:r>
+              <w:tab/>
+            </w:r>
+            <w:r>
+              <w:fldChar w:fldCharType="begin" w:dirty="true"/>
+              <w:instrText xml:space="preserve">PAGEREF _Toc14 \h</w:instrText>
+              <w:fldChar w:fldCharType="separate"/>
+              <w:fldChar w:fldCharType="end"/>
+            </w:r>
+          </w:hyperlink>
+        </w:p>
+        <w:p>
+          <w:pPr>
+            <w:pStyle w:val="TOC3"/>
+            <w:tabs>
+              <w:tab w:val="right" w:pos="9638" w:leader="dot"/>
+            </w:tabs>
+            <w:ind w:left="440"/>
+          </w:pPr>
+          <w:hyperlink w:history="1" w:anchor="_Toc15">
+            <w:r>
+              <w:t xml:space="preserve">Exceções</w:t>
+            </w:r>
+            <w:r>
+              <w:tab/>
+            </w:r>
+            <w:r>
+              <w:fldChar w:fldCharType="begin" w:dirty="true"/>
+              <w:instrText xml:space="preserve">PAGEREF _Toc15 \h</w:instrText>
+              <w:fldChar w:fldCharType="separate"/>
+              <w:fldChar w:fldCharType="end"/>
+            </w:r>
+          </w:hyperlink>
+        </w:p>
+        <w:p>
+          <w:pPr>
+            <w:pStyle w:val="TOC2"/>
+            <w:tabs>
+              <w:tab w:val="right" w:pos="9638" w:leader="dot"/>
+            </w:tabs>
+            <w:ind w:left="220"/>
+          </w:pPr>
+          <w:hyperlink w:history="1" w:anchor="_Toc16">
+            <w:r>
+              <w:t xml:space="preserve">UC-04 — Acompanhar um ente e receber alertas</w:t>
+            </w:r>
+            <w:r>
+              <w:tab/>
+            </w:r>
+            <w:r>
+              <w:fldChar w:fldCharType="begin" w:dirty="true"/>
+              <w:instrText xml:space="preserve">PAGEREF _Toc16 \h</w:instrText>
+              <w:fldChar w:fldCharType="separate"/>
+              <w:fldChar w:fldCharType="end"/>
+            </w:r>
+          </w:hyperlink>
+        </w:p>
+        <w:p>
+          <w:pPr>
+            <w:pStyle w:val="TOC3"/>
+            <w:tabs>
+              <w:tab w:val="right" w:pos="9638" w:leader="dot"/>
+            </w:tabs>
+            <w:ind w:left="440"/>
+          </w:pPr>
+          <w:hyperlink w:history="1" w:anchor="_Toc17">
+            <w:r>
+              <w:t xml:space="preserve">Fluxo principal</w:t>
+            </w:r>
+            <w:r>
+              <w:tab/>
+            </w:r>
+            <w:r>
+              <w:fldChar w:fldCharType="begin" w:dirty="true"/>
+              <w:instrText xml:space="preserve">PAGEREF _Toc17 \h</w:instrText>
+              <w:fldChar w:fldCharType="separate"/>
+              <w:fldChar w:fldCharType="end"/>
+            </w:r>
+          </w:hyperlink>
+        </w:p>
+        <w:p>
+          <w:pPr>
+            <w:pStyle w:val="TOC3"/>
+            <w:tabs>
+              <w:tab w:val="right" w:pos="9638" w:leader="dot"/>
+            </w:tabs>
+            <w:ind w:left="440"/>
+          </w:pPr>
+          <w:hyperlink w:history="1" w:anchor="_Toc18">
+            <w:r>
+              <w:t xml:space="preserve">Fluxos alternativos</w:t>
+            </w:r>
+            <w:r>
+              <w:tab/>
+            </w:r>
+            <w:r>
+              <w:fldChar w:fldCharType="begin" w:dirty="true"/>
+              <w:instrText xml:space="preserve">PAGEREF _Toc18 \h</w:instrText>
+              <w:fldChar w:fldCharType="separate"/>
+              <w:fldChar w:fldCharType="end"/>
+            </w:r>
+          </w:hyperlink>
+        </w:p>
+        <w:p>
+          <w:pPr>
+            <w:pStyle w:val="TOC3"/>
+            <w:tabs>
+              <w:tab w:val="right" w:pos="9638" w:leader="dot"/>
+            </w:tabs>
+            <w:ind w:left="440"/>
+          </w:pPr>
+          <w:hyperlink w:history="1" w:anchor="_Toc19">
+            <w:r>
+              <w:t xml:space="preserve">Exceções</w:t>
+            </w:r>
+            <w:r>
+              <w:tab/>
+            </w:r>
+            <w:r>
+              <w:fldChar w:fldCharType="begin" w:dirty="true"/>
+              <w:instrText xml:space="preserve">PAGEREF _Toc19 \h</w:instrText>
+              <w:fldChar w:fldCharType="separate"/>
+              <w:fldChar w:fldCharType="end"/>
+            </w:r>
+          </w:hyperlink>
+        </w:p>
+        <w:p>
+          <w:pPr>
+            <w:pStyle w:val="TOC2"/>
+            <w:tabs>
+              <w:tab w:val="right" w:pos="9638" w:leader="dot"/>
+            </w:tabs>
+            <w:ind w:left="220"/>
+          </w:pPr>
+          <w:hyperlink w:history="1" w:anchor="_Toc20">
+            <w:r>
+              <w:t xml:space="preserve">UC-05 — Exportar dossiê de evidências</w:t>
+            </w:r>
+            <w:r>
+              <w:tab/>
+            </w:r>
+            <w:r>
+              <w:fldChar w:fldCharType="begin" w:dirty="true"/>
+              <w:instrText xml:space="preserve">PAGEREF _Toc20 \h</w:instrText>
+              <w:fldChar w:fldCharType="separate"/>
+              <w:fldChar w:fldCharType="end"/>
+            </w:r>
+          </w:hyperlink>
+        </w:p>
+        <w:p>
+          <w:pPr>
+            <w:pStyle w:val="TOC3"/>
+            <w:tabs>
+              <w:tab w:val="right" w:pos="9638" w:leader="dot"/>
+            </w:tabs>
+            <w:ind w:left="440"/>
+          </w:pPr>
+          <w:hyperlink w:history="1" w:anchor="_Toc21">
+            <w:r>
+              <w:t xml:space="preserve">Fluxo principal</w:t>
+            </w:r>
+            <w:r>
+              <w:tab/>
+            </w:r>
+            <w:r>
+              <w:fldChar w:fldCharType="begin" w:dirty="true"/>
+              <w:instrText xml:space="preserve">PAGEREF _Toc21 \h</w:instrText>
+              <w:fldChar w:fldCharType="separate"/>
+              <w:fldChar w:fldCharType="end"/>
+            </w:r>
+          </w:hyperlink>
+        </w:p>
+        <w:p>
+          <w:pPr>
+            <w:pStyle w:val="TOC3"/>
+            <w:tabs>
+              <w:tab w:val="right" w:pos="9638" w:leader="dot"/>
+            </w:tabs>
+            <w:ind w:left="440"/>
+          </w:pPr>
+          <w:hyperlink w:history="1" w:anchor="_Toc22">
+            <w:r>
+              <w:t xml:space="preserve">Fluxos alternativos</w:t>
+            </w:r>
+            <w:r>
+              <w:tab/>
+            </w:r>
+            <w:r>
+              <w:fldChar w:fldCharType="begin" w:dirty="true"/>
+              <w:instrText xml:space="preserve">PAGEREF _Toc22 \h</w:instrText>
+              <w:fldChar w:fldCharType="separate"/>
+              <w:fldChar w:fldCharType="end"/>
+            </w:r>
+          </w:hyperlink>
+        </w:p>
+        <w:p>
+          <w:pPr>
+            <w:pStyle w:val="TOC3"/>
+            <w:tabs>
+              <w:tab w:val="right" w:pos="9638" w:leader="dot"/>
+            </w:tabs>
+            <w:ind w:left="440"/>
+          </w:pPr>
+          <w:hyperlink w:history="1" w:anchor="_Toc23">
+            <w:r>
+              <w:t xml:space="preserve">Exceções</w:t>
+            </w:r>
+            <w:r>
+              <w:tab/>
+            </w:r>
+            <w:r>
+              <w:fldChar w:fldCharType="begin" w:dirty="true"/>
+              <w:instrText xml:space="preserve">PAGEREF _Toc23 \h</w:instrText>
+              <w:fldChar w:fldCharType="separate"/>
+              <w:fldChar w:fldCharType="end"/>
+            </w:r>
+          </w:hyperlink>
+        </w:p>
+        <w:p>
+          <w:pPr>
+            <w:pStyle w:val="TOC2"/>
+            <w:tabs>
+              <w:tab w:val="right" w:pos="9638" w:leader="dot"/>
+            </w:tabs>
+            <w:ind w:left="220"/>
+          </w:pPr>
+          <w:hyperlink w:history="1" w:anchor="_Toc24">
+            <w:r>
+              <w:t xml:space="preserve">UC-06 — Comparar ente com grupo de pares</w:t>
+            </w:r>
+            <w:r>
+              <w:tab/>
+            </w:r>
+            <w:r>
+              <w:fldChar w:fldCharType="begin" w:dirty="true"/>
+              <w:instrText xml:space="preserve">PAGEREF _Toc24 \h</w:instrText>
+              <w:fldChar w:fldCharType="separate"/>
+              <w:fldChar w:fldCharType="end"/>
+            </w:r>
+          </w:hyperlink>
+        </w:p>
+        <w:p>
+          <w:pPr>
+            <w:pStyle w:val="TOC3"/>
+            <w:tabs>
+              <w:tab w:val="right" w:pos="9638" w:leader="dot"/>
+            </w:tabs>
+            <w:ind w:left="440"/>
+          </w:pPr>
+          <w:hyperlink w:history="1" w:anchor="_Toc25">
+            <w:r>
+              <w:t xml:space="preserve">Fluxo principal</w:t>
+            </w:r>
+            <w:r>
+              <w:tab/>
+            </w:r>
+            <w:r>
+              <w:fldChar w:fldCharType="begin" w:dirty="true"/>
+              <w:instrText xml:space="preserve">PAGEREF _Toc25 \h</w:instrText>
+              <w:fldChar w:fldCharType="separate"/>
+              <w:fldChar w:fldCharType="end"/>
+            </w:r>
+          </w:hyperlink>
+        </w:p>
+        <w:p>
+          <w:pPr>
+            <w:pStyle w:val="TOC3"/>
+            <w:tabs>
+              <w:tab w:val="right" w:pos="9638" w:leader="dot"/>
+            </w:tabs>
+            <w:ind w:left="440"/>
+          </w:pPr>
+          <w:hyperlink w:history="1" w:anchor="_Toc26">
+            <w:r>
+              <w:t xml:space="preserve">Fluxos alternativos</w:t>
+            </w:r>
+            <w:r>
+              <w:tab/>
+            </w:r>
+            <w:r>
+              <w:fldChar w:fldCharType="begin" w:dirty="true"/>
+              <w:instrText xml:space="preserve">PAGEREF _Toc26 \h</w:instrText>
+              <w:fldChar w:fldCharType="separate"/>
+              <w:fldChar w:fldCharType="end"/>
+            </w:r>
+          </w:hyperlink>
+        </w:p>
+        <w:p>
+          <w:pPr>
+            <w:pStyle w:val="TOC3"/>
+            <w:tabs>
+              <w:tab w:val="right" w:pos="9638" w:leader="dot"/>
+            </w:tabs>
+            <w:ind w:left="440"/>
+          </w:pPr>
+          <w:hyperlink w:history="1" w:anchor="_Toc27">
+            <w:r>
+              <w:t xml:space="preserve">Exceções</w:t>
+            </w:r>
+            <w:r>
+              <w:tab/>
+            </w:r>
+            <w:r>
+              <w:fldChar w:fldCharType="begin" w:dirty="true"/>
+              <w:instrText xml:space="preserve">PAGEREF _Toc27 \h</w:instrText>
+              <w:fldChar w:fldCharType="separate"/>
+              <w:fldChar w:fldCharType="end"/>
+            </w:r>
+          </w:hyperlink>
+        </w:p>
+        <w:p>
+          <w:pPr>
+            <w:pStyle w:val="TOC2"/>
+            <w:tabs>
+              <w:tab w:val="right" w:pos="9638" w:leader="dot"/>
+            </w:tabs>
+            <w:ind w:left="220"/>
+          </w:pPr>
+          <w:hyperlink w:history="1" w:anchor="_Toc28">
+            <w:r>
+              <w:t xml:space="preserve">UC-07 — Consultar índice de conformidade de transparência</w:t>
+            </w:r>
+            <w:r>
+              <w:tab/>
+            </w:r>
+            <w:r>
+              <w:fldChar w:fldCharType="begin" w:dirty="true"/>
+              <w:instrText xml:space="preserve">PAGEREF _Toc28 \h</w:instrText>
+              <w:fldChar w:fldCharType="separate"/>
+              <w:fldChar w:fldCharType="end"/>
+            </w:r>
+          </w:hyperlink>
+        </w:p>
+        <w:p>
+          <w:pPr>
+            <w:pStyle w:val="TOC3"/>
+            <w:tabs>
+              <w:tab w:val="right" w:pos="9638" w:leader="dot"/>
+            </w:tabs>
+            <w:ind w:left="440"/>
+          </w:pPr>
+          <w:hyperlink w:history="1" w:anchor="_Toc29">
+            <w:r>
+              <w:t xml:space="preserve">Fluxo principal</w:t>
+            </w:r>
+            <w:r>
+              <w:tab/>
+            </w:r>
+            <w:r>
+              <w:fldChar w:fldCharType="begin" w:dirty="true"/>
+              <w:instrText xml:space="preserve">PAGEREF _Toc29 \h</w:instrText>
+              <w:fldChar w:fldCharType="separate"/>
+              <w:fldChar w:fldCharType="end"/>
+            </w:r>
+          </w:hyperlink>
+        </w:p>
+        <w:p>
+          <w:pPr>
+            <w:pStyle w:val="TOC3"/>
+            <w:tabs>
+              <w:tab w:val="right" w:pos="9638" w:leader="dot"/>
+            </w:tabs>
+            <w:ind w:left="440"/>
+          </w:pPr>
+          <w:hyperlink w:history="1" w:anchor="_Toc30">
+            <w:r>
+              <w:t xml:space="preserve">Fluxos alternativos</w:t>
+            </w:r>
+            <w:r>
+              <w:tab/>
+            </w:r>
+            <w:r>
+              <w:fldChar w:fldCharType="begin" w:dirty="true"/>
+              <w:instrText xml:space="preserve">PAGEREF _Toc30 \h</w:instrText>
+              <w:fldChar w:fldCharType="separate"/>
+              <w:fldChar w:fldCharType="end"/>
+            </w:r>
+          </w:hyperlink>
+        </w:p>
+        <w:p>
+          <w:pPr>
+            <w:pStyle w:val="TOC3"/>
+            <w:tabs>
+              <w:tab w:val="right" w:pos="9638" w:leader="dot"/>
+            </w:tabs>
+            <w:ind w:left="440"/>
+          </w:pPr>
+          <w:hyperlink w:history="1" w:anchor="_Toc31">
+            <w:r>
+              <w:t xml:space="preserve">Exceções</w:t>
+            </w:r>
+            <w:r>
+              <w:tab/>
+            </w:r>
+            <w:r>
+              <w:fldChar w:fldCharType="begin" w:dirty="true"/>
+              <w:instrText xml:space="preserve">PAGEREF _Toc31 \h</w:instrText>
+              <w:fldChar w:fldCharType="separate"/>
+              <w:fldChar w:fldCharType="end"/>
+            </w:r>
+          </w:hyperlink>
+        </w:p>
+        <w:p>
+          <w:pPr>
+            <w:pStyle w:val="TOC2"/>
+            <w:tabs>
+              <w:tab w:val="right" w:pos="9638" w:leader="dot"/>
+            </w:tabs>
+            <w:ind w:left="220"/>
+          </w:pPr>
+          <w:hyperlink w:history="1" w:anchor="_Toc32">
+            <w:r>
+              <w:t xml:space="preserve">UC-08 — Revisar fila de indícios pendentes</w:t>
+            </w:r>
+            <w:r>
+              <w:tab/>
+            </w:r>
+            <w:r>
+              <w:fldChar w:fldCharType="begin" w:dirty="true"/>
+              <w:instrText xml:space="preserve">PAGEREF _Toc32 \h</w:instrText>
+              <w:fldChar w:fldCharType="separate"/>
+              <w:fldChar w:fldCharType="end"/>
+            </w:r>
+          </w:hyperlink>
+        </w:p>
+        <w:p>
+          <w:pPr>
+            <w:pStyle w:val="TOC3"/>
+            <w:tabs>
+              <w:tab w:val="right" w:pos="9638" w:leader="dot"/>
+            </w:tabs>
+            <w:ind w:left="440"/>
+          </w:pPr>
+          <w:hyperlink w:history="1" w:anchor="_Toc33">
+            <w:r>
+              <w:t xml:space="preserve">Fluxo principal</w:t>
+            </w:r>
+            <w:r>
+              <w:tab/>
+            </w:r>
+            <w:r>
+              <w:fldChar w:fldCharType="begin" w:dirty="true"/>
+              <w:instrText xml:space="preserve">PAGEREF _Toc33 \h</w:instrText>
+              <w:fldChar w:fldCharType="separate"/>
+              <w:fldChar w:fldCharType="end"/>
+            </w:r>
+          </w:hyperlink>
+        </w:p>
+        <w:p>
+          <w:pPr>
+            <w:pStyle w:val="TOC3"/>
+            <w:tabs>
+              <w:tab w:val="right" w:pos="9638" w:leader="dot"/>
+            </w:tabs>
+            <w:ind w:left="440"/>
+          </w:pPr>
+          <w:hyperlink w:history="1" w:anchor="_Toc34">
+            <w:r>
+              <w:t xml:space="preserve">Fluxos alternativos</w:t>
+            </w:r>
+            <w:r>
+              <w:tab/>
+            </w:r>
+            <w:r>
+              <w:fldChar w:fldCharType="begin" w:dirty="true"/>
+              <w:instrText xml:space="preserve">PAGEREF _Toc34 \h</w:instrText>
+              <w:fldChar w:fldCharType="separate"/>
+              <w:fldChar w:fldCharType="end"/>
+            </w:r>
+          </w:hyperlink>
+        </w:p>
+        <w:p>
+          <w:pPr>
+            <w:pStyle w:val="TOC3"/>
+            <w:tabs>
+              <w:tab w:val="right" w:pos="9638" w:leader="dot"/>
+            </w:tabs>
+            <w:ind w:left="440"/>
+          </w:pPr>
+          <w:hyperlink w:history="1" w:anchor="_Toc35">
+            <w:r>
+              <w:t xml:space="preserve">Exceções</w:t>
+            </w:r>
+            <w:r>
+              <w:tab/>
+            </w:r>
+            <w:r>
+              <w:fldChar w:fldCharType="begin" w:dirty="true"/>
+              <w:instrText xml:space="preserve">PAGEREF _Toc35 \h</w:instrText>
+              <w:fldChar w:fldCharType="separate"/>
+              <w:fldChar w:fldCharType="end"/>
+            </w:r>
+          </w:hyperlink>
+        </w:p>
+        <w:p>
+          <w:pPr>
+            <w:pStyle w:val="TOC2"/>
+            <w:tabs>
+              <w:tab w:val="right" w:pos="9638" w:leader="dot"/>
+            </w:tabs>
+            <w:ind w:left="220"/>
+          </w:pPr>
+          <w:hyperlink w:history="1" w:anchor="_Toc36">
+            <w:r>
+              <w:t xml:space="preserve">UC-09 — Ajustar parâmetros de uma regra</w:t>
+            </w:r>
+            <w:r>
+              <w:tab/>
+            </w:r>
+            <w:r>
+              <w:fldChar w:fldCharType="begin" w:dirty="true"/>
+              <w:instrText xml:space="preserve">PAGEREF _Toc36 \h</w:instrText>
+              <w:fldChar w:fldCharType="separate"/>
+              <w:fldChar w:fldCharType="end"/>
+            </w:r>
+          </w:hyperlink>
+        </w:p>
+        <w:p>
+          <w:pPr>
+            <w:pStyle w:val="TOC3"/>
+            <w:tabs>
+              <w:tab w:val="right" w:pos="9638" w:leader="dot"/>
+            </w:tabs>
+            <w:ind w:left="440"/>
+          </w:pPr>
+          <w:hyperlink w:history="1" w:anchor="_Toc37">
+            <w:r>
+              <w:t xml:space="preserve">Fluxo principal</w:t>
+            </w:r>
+            <w:r>
+              <w:tab/>
+            </w:r>
+            <w:r>
+              <w:fldChar w:fldCharType="begin" w:dirty="true"/>
+              <w:instrText xml:space="preserve">PAGEREF _Toc37 \h</w:instrText>
+              <w:fldChar w:fldCharType="separate"/>
+              <w:fldChar w:fldCharType="end"/>
+            </w:r>
+          </w:hyperlink>
+        </w:p>
+        <w:p>
+          <w:pPr>
+            <w:pStyle w:val="TOC3"/>
+            <w:tabs>
+              <w:tab w:val="right" w:pos="9638" w:leader="dot"/>
+            </w:tabs>
+            <w:ind w:left="440"/>
+          </w:pPr>
+          <w:hyperlink w:history="1" w:anchor="_Toc38">
+            <w:r>
+              <w:t xml:space="preserve">Fluxos alternativos</w:t>
+            </w:r>
+            <w:r>
+              <w:tab/>
+            </w:r>
+            <w:r>
+              <w:fldChar w:fldCharType="begin" w:dirty="true"/>
+              <w:instrText xml:space="preserve">PAGEREF _Toc38 \h</w:instrText>
+              <w:fldChar w:fldCharType="separate"/>
+              <w:fldChar w:fldCharType="end"/>
+            </w:r>
+          </w:hyperlink>
+        </w:p>
+        <w:p>
+          <w:pPr>
+            <w:pStyle w:val="TOC3"/>
+            <w:tabs>
+              <w:tab w:val="right" w:pos="9638" w:leader="dot"/>
+            </w:tabs>
+            <w:ind w:left="440"/>
+          </w:pPr>
+          <w:hyperlink w:history="1" w:anchor="_Toc39">
+            <w:r>
+              <w:t xml:space="preserve">Exceções</w:t>
+            </w:r>
+            <w:r>
+              <w:tab/>
+            </w:r>
+            <w:r>
+              <w:fldChar w:fldCharType="begin" w:dirty="true"/>
+              <w:instrText xml:space="preserve">PAGEREF _Toc39 \h</w:instrText>
+              <w:fldChar w:fldCharType="separate"/>
+              <w:fldChar w:fldCharType="end"/>
+            </w:r>
+          </w:hyperlink>
+        </w:p>
+        <w:p>
+          <w:pPr>
+            <w:pStyle w:val="TOC2"/>
+            <w:tabs>
+              <w:tab w:val="right" w:pos="9638" w:leader="dot"/>
+            </w:tabs>
+            <w:ind w:left="220"/>
+          </w:pPr>
+          <w:hyperlink w:history="1" w:anchor="_Toc40">
+            <w:r>
+              <w:t xml:space="preserve">UC-10 — Cadastrar nova fonte de dados</w:t>
+            </w:r>
+            <w:r>
+              <w:tab/>
+            </w:r>
+            <w:r>
+              <w:fldChar w:fldCharType="begin" w:dirty="true"/>
+              <w:instrText xml:space="preserve">PAGEREF _Toc40 \h</w:instrText>
+              <w:fldChar w:fldCharType="separate"/>
+              <w:fldChar w:fldCharType="end"/>
+            </w:r>
+          </w:hyperlink>
+        </w:p>
+        <w:p>
+          <w:pPr>
+            <w:pStyle w:val="TOC3"/>
+            <w:tabs>
+              <w:tab w:val="right" w:pos="9638" w:leader="dot"/>
+            </w:tabs>
+            <w:ind w:left="440"/>
+          </w:pPr>
+          <w:hyperlink w:history="1" w:anchor="_Toc41">
+            <w:r>
+              <w:t xml:space="preserve">Fluxo principal</w:t>
+            </w:r>
+            <w:r>
+              <w:tab/>
+            </w:r>
+            <w:r>
+              <w:fldChar w:fldCharType="begin" w:dirty="true"/>
+              <w:instrText xml:space="preserve">PAGEREF _Toc41 \h</w:instrText>
+              <w:fldChar w:fldCharType="separate"/>
+              <w:fldChar w:fldCharType="end"/>
+            </w:r>
+          </w:hyperlink>
+        </w:p>
+        <w:p>
+          <w:pPr>
+            <w:pStyle w:val="TOC3"/>
+            <w:tabs>
+              <w:tab w:val="right" w:pos="9638" w:leader="dot"/>
+            </w:tabs>
+            <w:ind w:left="440"/>
+          </w:pPr>
+          <w:hyperlink w:history="1" w:anchor="_Toc42">
+            <w:r>
+              <w:t xml:space="preserve">Fluxos alternativos</w:t>
+            </w:r>
+            <w:r>
+              <w:tab/>
+            </w:r>
+            <w:r>
+              <w:fldChar w:fldCharType="begin" w:dirty="true"/>
+              <w:instrText xml:space="preserve">PAGEREF _Toc42 \h</w:instrText>
+              <w:fldChar w:fldCharType="separate"/>
+              <w:fldChar w:fldCharType="end"/>
+            </w:r>
+          </w:hyperlink>
+        </w:p>
+        <w:p>
+          <w:pPr>
+            <w:pStyle w:val="TOC3"/>
+            <w:tabs>
+              <w:tab w:val="right" w:pos="9638" w:leader="dot"/>
+            </w:tabs>
+            <w:ind w:left="440"/>
+          </w:pPr>
+          <w:hyperlink w:history="1" w:anchor="_Toc43">
+            <w:r>
+              <w:t xml:space="preserve">Exceções</w:t>
+            </w:r>
+            <w:r>
+              <w:tab/>
+            </w:r>
+            <w:r>
+              <w:fldChar w:fldCharType="begin" w:dirty="true"/>
+              <w:instrText xml:space="preserve">PAGEREF _Toc43 \h</w:instrText>
+              <w:fldChar w:fldCharType="separate"/>
+              <w:fldChar w:fldCharType="end"/>
+            </w:r>
+          </w:hyperlink>
+        </w:p>
+        <w:p>
+          <w:pPr>
+            <w:pStyle w:val="TOC2"/>
+            <w:tabs>
+              <w:tab w:val="right" w:pos="9638" w:leader="dot"/>
+            </w:tabs>
+            <w:ind w:left="220"/>
+          </w:pPr>
+          <w:hyperlink w:history="1" w:anchor="_Toc44">
+            <w:r>
+              <w:t xml:space="preserve">UC-11 — Registrar contestação e direito de resposta</w:t>
+            </w:r>
+            <w:r>
+              <w:tab/>
+            </w:r>
+            <w:r>
+              <w:fldChar w:fldCharType="begin" w:dirty="true"/>
+              <w:instrText xml:space="preserve">PAGEREF _Toc44 \h</w:instrText>
+              <w:fldChar w:fldCharType="separate"/>
+              <w:fldChar w:fldCharType="end"/>
+            </w:r>
+          </w:hyperlink>
+        </w:p>
+        <w:p>
+          <w:pPr>
+            <w:pStyle w:val="TOC3"/>
+            <w:tabs>
+              <w:tab w:val="right" w:pos="9638" w:leader="dot"/>
+            </w:tabs>
+            <w:ind w:left="440"/>
+          </w:pPr>
+          <w:hyperlink w:history="1" w:anchor="_Toc45">
+            <w:r>
+              <w:t xml:space="preserve">Fluxo principal</w:t>
+            </w:r>
+            <w:r>
+              <w:tab/>
+            </w:r>
+            <w:r>
+              <w:fldChar w:fldCharType="begin" w:dirty="true"/>
+              <w:instrText xml:space="preserve">PAGEREF _Toc45 \h</w:instrText>
+              <w:fldChar w:fldCharType="separate"/>
+              <w:fldChar w:fldCharType="end"/>
+            </w:r>
+          </w:hyperlink>
+        </w:p>
+        <w:p>
+          <w:pPr>
+            <w:pStyle w:val="TOC3"/>
+            <w:tabs>
+              <w:tab w:val="right" w:pos="9638" w:leader="dot"/>
+            </w:tabs>
+            <w:ind w:left="440"/>
+          </w:pPr>
+          <w:hyperlink w:history="1" w:anchor="_Toc46">
+            <w:r>
+              <w:t xml:space="preserve">Fluxos alternativos</w:t>
+            </w:r>
+            <w:r>
+              <w:tab/>
+            </w:r>
+            <w:r>
+              <w:fldChar w:fldCharType="begin" w:dirty="true"/>
+              <w:instrText xml:space="preserve">PAGEREF _Toc46 \h</w:instrText>
+              <w:fldChar w:fldCharType="separate"/>
+              <w:fldChar w:fldCharType="end"/>
+            </w:r>
+          </w:hyperlink>
+        </w:p>
+        <w:p>
+          <w:pPr>
+            <w:pStyle w:val="TOC3"/>
+            <w:tabs>
+              <w:tab w:val="right" w:pos="9638" w:leader="dot"/>
+            </w:tabs>
+            <w:ind w:left="440"/>
+          </w:pPr>
+          <w:hyperlink w:history="1" w:anchor="_Toc47">
+            <w:r>
+              <w:t xml:space="preserve">Exceções</w:t>
+            </w:r>
+            <w:r>
+              <w:tab/>
+            </w:r>
+            <w:r>
+              <w:fldChar w:fldCharType="begin" w:dirty="true"/>
+              <w:instrText xml:space="preserve">PAGEREF _Toc47 \h</w:instrText>
+              <w:fldChar w:fldCharType="separate"/>
+              <w:fldChar w:fldCharType="end"/>
+            </w:r>
+          </w:hyperlink>
+        </w:p>
+        <w:p>
+          <w:pPr>
+            <w:pStyle w:val="TOC2"/>
+            <w:tabs>
+              <w:tab w:val="right" w:pos="9638" w:leader="dot"/>
+            </w:tabs>
+            <w:ind w:left="220"/>
+          </w:pPr>
+          <w:hyperlink w:history="1" w:anchor="_Toc48">
+            <w:r>
+              <w:t xml:space="preserve">UC-12 — Executar ciclo de coleta</w:t>
+            </w:r>
+            <w:r>
+              <w:tab/>
+            </w:r>
+            <w:r>
+              <w:fldChar w:fldCharType="begin" w:dirty="true"/>
+              <w:instrText xml:space="preserve">PAGEREF _Toc48 \h</w:instrText>
+              <w:fldChar w:fldCharType="separate"/>
+              <w:fldChar w:fldCharType="end"/>
+            </w:r>
+          </w:hyperlink>
+        </w:p>
+        <w:p>
+          <w:pPr>
+            <w:pStyle w:val="TOC3"/>
+            <w:tabs>
+              <w:tab w:val="right" w:pos="9638" w:leader="dot"/>
+            </w:tabs>
+            <w:ind w:left="440"/>
+          </w:pPr>
+          <w:hyperlink w:history="1" w:anchor="_Toc49">
+            <w:r>
+              <w:t xml:space="preserve">Fluxo principal</w:t>
+            </w:r>
+            <w:r>
+              <w:tab/>
+            </w:r>
+            <w:r>
+              <w:fldChar w:fldCharType="begin" w:dirty="true"/>
+              <w:instrText xml:space="preserve">PAGEREF _Toc49 \h</w:instrText>
+              <w:fldChar w:fldCharType="separate"/>
+              <w:fldChar w:fldCharType="end"/>
+            </w:r>
+          </w:hyperlink>
+        </w:p>
+        <w:p>
+          <w:pPr>
+            <w:pStyle w:val="TOC3"/>
+            <w:tabs>
+              <w:tab w:val="right" w:pos="9638" w:leader="dot"/>
+            </w:tabs>
+            <w:ind w:left="440"/>
+          </w:pPr>
+          <w:hyperlink w:history="1" w:anchor="_Toc50">
+            <w:r>
+              <w:t xml:space="preserve">Fluxos alternativos</w:t>
+            </w:r>
+            <w:r>
+              <w:tab/>
+            </w:r>
+            <w:r>
+              <w:fldChar w:fldCharType="begin" w:dirty="true"/>
+              <w:instrText xml:space="preserve">PAGEREF _Toc50 \h</w:instrText>
+              <w:fldChar w:fldCharType="separate"/>
+              <w:fldChar w:fldCharType="end"/>
+            </w:r>
+          </w:hyperlink>
+        </w:p>
+        <w:p>
+          <w:pPr>
+            <w:pStyle w:val="TOC3"/>
+            <w:tabs>
+              <w:tab w:val="right" w:pos="9638" w:leader="dot"/>
+            </w:tabs>
+            <w:ind w:left="440"/>
+          </w:pPr>
+          <w:hyperlink w:history="1" w:anchor="_Toc51">
+            <w:r>
+              <w:t xml:space="preserve">Exceções</w:t>
+            </w:r>
+            <w:r>
+              <w:tab/>
+            </w:r>
+            <w:r>
+              <w:fldChar w:fldCharType="begin" w:dirty="true"/>
+              <w:instrText xml:space="preserve">PAGEREF _Toc51 \h</w:instrText>
+              <w:fldChar w:fldCharType="separate"/>
+              <w:fldChar w:fldCharType="end"/>
+            </w:r>
+          </w:hyperlink>
+        </w:p>
+        <w:p>
+          <w:pPr>
+            <w:pStyle w:val="TOC2"/>
+            <w:tabs>
+              <w:tab w:val="right" w:pos="9638" w:leader="dot"/>
+            </w:tabs>
+            <w:ind w:left="220"/>
+          </w:pPr>
+          <w:hyperlink w:history="1" w:anchor="_Toc52">
+            <w:r>
+              <w:t xml:space="preserve">UC-13 — Executar ciclo de detecção</w:t>
+            </w:r>
+            <w:r>
+              <w:tab/>
+            </w:r>
+            <w:r>
+              <w:fldChar w:fldCharType="begin" w:dirty="true"/>
+              <w:instrText xml:space="preserve">PAGEREF _Toc52 \h</w:instrText>
+              <w:fldChar w:fldCharType="separate"/>
+              <w:fldChar w:fldCharType="end"/>
+            </w:r>
+          </w:hyperlink>
+        </w:p>
+        <w:p>
+          <w:pPr>
+            <w:pStyle w:val="TOC3"/>
+            <w:tabs>
+              <w:tab w:val="right" w:pos="9638" w:leader="dot"/>
+            </w:tabs>
+            <w:ind w:left="440"/>
+          </w:pPr>
+          <w:hyperlink w:history="1" w:anchor="_Toc53">
+            <w:r>
+              <w:t xml:space="preserve">Fluxo principal</w:t>
+            </w:r>
+            <w:r>
+              <w:tab/>
+            </w:r>
+            <w:r>
+              <w:fldChar w:fldCharType="begin" w:dirty="true"/>
+              <w:instrText xml:space="preserve">PAGEREF _Toc53 \h</w:instrText>
+              <w:fldChar w:fldCharType="separate"/>
+              <w:fldChar w:fldCharType="end"/>
+            </w:r>
+          </w:hyperlink>
+        </w:p>
+        <w:p>
+          <w:pPr>
+            <w:pStyle w:val="TOC3"/>
+            <w:tabs>
+              <w:tab w:val="right" w:pos="9638" w:leader="dot"/>
+            </w:tabs>
+            <w:ind w:left="440"/>
+          </w:pPr>
+          <w:hyperlink w:history="1" w:anchor="_Toc54">
+            <w:r>
+              <w:t xml:space="preserve">Fluxos alternativos</w:t>
+            </w:r>
+            <w:r>
+              <w:tab/>
+            </w:r>
+            <w:r>
+              <w:fldChar w:fldCharType="begin" w:dirty="true"/>
+              <w:instrText xml:space="preserve">PAGEREF _Toc54 \h</w:instrText>
+              <w:fldChar w:fldCharType="separate"/>
+              <w:fldChar w:fldCharType="end"/>
+            </w:r>
+          </w:hyperlink>
+        </w:p>
+        <w:p>
+          <w:pPr>
+            <w:pStyle w:val="TOC3"/>
+            <w:tabs>
+              <w:tab w:val="right" w:pos="9638" w:leader="dot"/>
+            </w:tabs>
+            <w:ind w:left="440"/>
+          </w:pPr>
+          <w:hyperlink w:history="1" w:anchor="_Toc55">
+            <w:r>
+              <w:t xml:space="preserve">Exceções</w:t>
+            </w:r>
+            <w:r>
+              <w:tab/>
+            </w:r>
+            <w:r>
+              <w:fldChar w:fldCharType="begin" w:dirty="true"/>
+              <w:instrText xml:space="preserve">PAGEREF _Toc55 \h</w:instrText>
+              <w:fldChar w:fldCharType="separate"/>
+              <w:fldChar w:fldCharType="end"/>
+            </w:r>
+          </w:hyperlink>
+        </w:p>
+        <w:p>
+          <w:pPr>
+            <w:pStyle w:val="TOC2"/>
+            <w:tabs>
+              <w:tab w:val="right" w:pos="9638" w:leader="dot"/>
+            </w:tabs>
+            <w:ind w:left="220"/>
+          </w:pPr>
+          <w:hyperlink w:history="1" w:anchor="_Toc56">
+            <w:r>
+              <w:t xml:space="preserve">UC-14 — Consumir API pública</w:t>
+            </w:r>
+            <w:r>
+              <w:tab/>
+            </w:r>
+            <w:r>
+              <w:fldChar w:fldCharType="begin" w:dirty="true"/>
+              <w:instrText xml:space="preserve">PAGEREF _Toc56 \h</w:instrText>
+              <w:fldChar w:fldCharType="separate"/>
+              <w:fldChar w:fldCharType="end"/>
+            </w:r>
+          </w:hyperlink>
+        </w:p>
+        <w:p>
+          <w:pPr>
+            <w:pStyle w:val="TOC3"/>
+            <w:tabs>
+              <w:tab w:val="right" w:pos="9638" w:leader="dot"/>
+            </w:tabs>
+            <w:ind w:left="440"/>
+          </w:pPr>
+          <w:hyperlink w:history="1" w:anchor="_Toc57">
+            <w:r>
+              <w:t xml:space="preserve">Fluxo principal</w:t>
+            </w:r>
+            <w:r>
+              <w:tab/>
+            </w:r>
+            <w:r>
+              <w:fldChar w:fldCharType="begin" w:dirty="true"/>
+              <w:instrText xml:space="preserve">PAGEREF _Toc57 \h</w:instrText>
+              <w:fldChar w:fldCharType="separate"/>
+              <w:fldChar w:fldCharType="end"/>
+            </w:r>
+          </w:hyperlink>
+        </w:p>
+        <w:p>
+          <w:pPr>
+            <w:pStyle w:val="TOC3"/>
+            <w:tabs>
+              <w:tab w:val="right" w:pos="9638" w:leader="dot"/>
+            </w:tabs>
+            <w:ind w:left="440"/>
+          </w:pPr>
+          <w:hyperlink w:history="1" w:anchor="_Toc58">
+            <w:r>
+              <w:t xml:space="preserve">Fluxos alternativos</w:t>
+            </w:r>
+            <w:r>
+              <w:tab/>
+            </w:r>
+            <w:r>
+              <w:fldChar w:fldCharType="begin" w:dirty="true"/>
+              <w:instrText xml:space="preserve">PAGEREF _Toc58 \h</w:instrText>
+              <w:fldChar w:fldCharType="separate"/>
+              <w:fldChar w:fldCharType="end"/>
+            </w:r>
+          </w:hyperlink>
+        </w:p>
+        <w:p>
+          <w:pPr>
+            <w:pStyle w:val="TOC3"/>
+            <w:tabs>
+              <w:tab w:val="right" w:pos="9638" w:leader="dot"/>
+            </w:tabs>
+            <w:ind w:left="440"/>
+          </w:pPr>
+          <w:hyperlink w:history="1" w:anchor="_Toc59">
+            <w:r>
+              <w:t xml:space="preserve">Exceções</w:t>
+            </w:r>
+            <w:r>
+              <w:tab/>
+            </w:r>
+            <w:r>
+              <w:fldChar w:fldCharType="begin" w:dirty="true"/>
+              <w:instrText xml:space="preserve">PAGEREF _Toc59 \h</w:instrText>
+              <w:fldChar w:fldCharType="separate"/>
+              <w:fldChar w:fldCharType="end"/>
+            </w:r>
+          </w:hyperlink>
+        </w:p>
+        <w:p>
+          <w:pPr>
+            <w:pStyle w:val="TOC1"/>
+            <w:tabs>
+              <w:tab w:val="right" w:pos="9638" w:leader="dot"/>
+            </w:tabs>
+          </w:pPr>
+          <w:hyperlink w:history="1" w:anchor="_Toc60">
+            <w:r>
+              <w:t xml:space="preserve">3. Regras de negócio transversais</w:t>
+            </w:r>
+            <w:r>
+              <w:tab/>
+            </w:r>
+            <w:r>
+              <w:fldChar w:fldCharType="begin" w:dirty="true"/>
+              <w:instrText xml:space="preserve">PAGEREF _Toc60 \h</w:instrText>
+              <w:fldChar w:fldCharType="separate"/>
+              <w:fldChar w:fldCharType="end"/>
+            </w:r>
+          </w:hyperlink>
         </w:p>
         <w:p>
           <w:r>
@@ -477,9 +1853,11 @@
         <w:keepLines/>
         <w:spacing w:after="160" w:before="380"/>
       </w:pPr>
+      <w:bookmarkStart w:name="_Toc2" w:id="2"/>
       <w:r>
         <w:t xml:space="preserve">1. Atores</w:t>
       </w:r>
+      <w:bookmarkEnd w:id="2"/>
     </w:p>
     <w:tbl>
       <w:tblPr>
@@ -1269,9 +2647,11 @@
         <w:keepLines/>
         <w:spacing w:after="160" w:before="380"/>
       </w:pPr>
+      <w:bookmarkStart w:name="_Toc3" w:id="3"/>
       <w:r>
         <w:t xml:space="preserve">2. Casos de uso detalhados</w:t>
       </w:r>
+      <w:bookmarkEnd w:id="3"/>
     </w:p>
     <w:p>
       <w:pPr>
@@ -1280,9 +2660,11 @@
         <w:keepLines/>
         <w:spacing w:after="120" w:before="280"/>
       </w:pPr>
+      <w:bookmarkStart w:name="_Toc4" w:id="4"/>
       <w:r>
         <w:t xml:space="preserve">UC-01 — Consultar panorama de um ente</w:t>
       </w:r>
+      <w:bookmarkEnd w:id="4"/>
     </w:p>
     <w:tbl>
       <w:tblPr>
@@ -1662,9 +3044,11 @@
         <w:keepLines/>
         <w:spacing w:after="100" w:before="220"/>
       </w:pPr>
+      <w:bookmarkStart w:name="_Toc5" w:id="5"/>
       <w:r>
         <w:t xml:space="preserve">Fluxo principal</w:t>
       </w:r>
+      <w:bookmarkEnd w:id="5"/>
     </w:p>
     <w:p>
       <w:pPr>
@@ -1764,9 +3148,11 @@
         <w:keepLines/>
         <w:spacing w:after="100" w:before="220"/>
       </w:pPr>
+      <w:bookmarkStart w:name="_Toc6" w:id="6"/>
       <w:r>
         <w:t xml:space="preserve">Fluxos alternativos</w:t>
       </w:r>
+      <w:bookmarkEnd w:id="6"/>
     </w:p>
     <w:p>
       <w:pPr>
@@ -1801,9 +3187,11 @@
         <w:keepLines/>
         <w:spacing w:after="100" w:before="220"/>
       </w:pPr>
+      <w:bookmarkStart w:name="_Toc7" w:id="7"/>
       <w:r>
         <w:t xml:space="preserve">Exceções</w:t>
       </w:r>
+      <w:bookmarkEnd w:id="7"/>
     </w:p>
     <w:p>
       <w:pPr>
@@ -1838,9 +3226,11 @@
         <w:keepLines/>
         <w:spacing w:after="120" w:before="280"/>
       </w:pPr>
+      <w:bookmarkStart w:name="_Toc8" w:id="8"/>
       <w:r>
         <w:t xml:space="preserve">UC-02 — Pesquisar contratos e fornecedores</w:t>
       </w:r>
+      <w:bookmarkEnd w:id="8"/>
     </w:p>
     <w:tbl>
       <w:tblPr>
@@ -2220,9 +3610,11 @@
         <w:keepLines/>
         <w:spacing w:after="100" w:before="220"/>
       </w:pPr>
+      <w:bookmarkStart w:name="_Toc9" w:id="9"/>
       <w:r>
         <w:t xml:space="preserve">Fluxo principal</w:t>
       </w:r>
+      <w:bookmarkEnd w:id="9"/>
     </w:p>
     <w:p>
       <w:pPr>
@@ -2309,9 +3701,11 @@
         <w:keepLines/>
         <w:spacing w:after="100" w:before="220"/>
       </w:pPr>
+      <w:bookmarkStart w:name="_Toc10" w:id="10"/>
       <w:r>
         <w:t xml:space="preserve">Fluxos alternativos</w:t>
       </w:r>
+      <w:bookmarkEnd w:id="10"/>
     </w:p>
     <w:p>
       <w:pPr>
@@ -2346,9 +3740,11 @@
         <w:keepLines/>
         <w:spacing w:after="100" w:before="220"/>
       </w:pPr>
+      <w:bookmarkStart w:name="_Toc11" w:id="11"/>
       <w:r>
         <w:t xml:space="preserve">Exceções</w:t>
       </w:r>
+      <w:bookmarkEnd w:id="11"/>
     </w:p>
     <w:p>
       <w:pPr>
@@ -2370,9 +3766,11 @@
         <w:keepLines/>
         <w:spacing w:after="120" w:before="280"/>
       </w:pPr>
+      <w:bookmarkStart w:name="_Toc12" w:id="12"/>
       <w:r>
         <w:t xml:space="preserve">UC-03 — Visualizar um indício e sua evidência</w:t>
       </w:r>
+      <w:bookmarkEnd w:id="12"/>
     </w:p>
     <w:tbl>
       <w:tblPr>
@@ -2752,9 +4150,11 @@
         <w:keepLines/>
         <w:spacing w:after="100" w:before="220"/>
       </w:pPr>
+      <w:bookmarkStart w:name="_Toc13" w:id="13"/>
       <w:r>
         <w:t xml:space="preserve">Fluxo principal</w:t>
       </w:r>
+      <w:bookmarkEnd w:id="13"/>
     </w:p>
     <w:p>
       <w:pPr>
@@ -2854,9 +4254,11 @@
         <w:keepLines/>
         <w:spacing w:after="100" w:before="220"/>
       </w:pPr>
+      <w:bookmarkStart w:name="_Toc14" w:id="14"/>
       <w:r>
         <w:t xml:space="preserve">Fluxos alternativos</w:t>
       </w:r>
+      <w:bookmarkEnd w:id="14"/>
     </w:p>
     <w:p>
       <w:pPr>
@@ -2891,9 +4293,11 @@
         <w:keepLines/>
         <w:spacing w:after="100" w:before="220"/>
       </w:pPr>
+      <w:bookmarkStart w:name="_Toc15" w:id="15"/>
       <w:r>
         <w:t xml:space="preserve">Exceções</w:t>
       </w:r>
+      <w:bookmarkEnd w:id="15"/>
     </w:p>
     <w:p>
       <w:pPr>
@@ -2915,9 +4319,11 @@
         <w:keepLines/>
         <w:spacing w:after="120" w:before="280"/>
       </w:pPr>
+      <w:bookmarkStart w:name="_Toc16" w:id="16"/>
       <w:r>
         <w:t xml:space="preserve">UC-04 — Acompanhar um ente e receber alertas</w:t>
       </w:r>
+      <w:bookmarkEnd w:id="16"/>
     </w:p>
     <w:tbl>
       <w:tblPr>
@@ -3297,9 +4703,11 @@
         <w:keepLines/>
         <w:spacing w:after="100" w:before="220"/>
       </w:pPr>
+      <w:bookmarkStart w:name="_Toc17" w:id="17"/>
       <w:r>
         <w:t xml:space="preserve">Fluxo principal</w:t>
       </w:r>
+      <w:bookmarkEnd w:id="17"/>
     </w:p>
     <w:p>
       <w:pPr>
@@ -3360,9 +4768,11 @@
         <w:keepLines/>
         <w:spacing w:after="100" w:before="220"/>
       </w:pPr>
+      <w:bookmarkStart w:name="_Toc18" w:id="18"/>
       <w:r>
         <w:t xml:space="preserve">Fluxos alternativos</w:t>
       </w:r>
+      <w:bookmarkEnd w:id="18"/>
     </w:p>
     <w:p>
       <w:pPr>
@@ -3384,9 +4794,11 @@
         <w:keepLines/>
         <w:spacing w:after="100" w:before="220"/>
       </w:pPr>
+      <w:bookmarkStart w:name="_Toc19" w:id="19"/>
       <w:r>
         <w:t xml:space="preserve">Exceções</w:t>
       </w:r>
+      <w:bookmarkEnd w:id="19"/>
     </w:p>
     <w:p>
       <w:pPr>
@@ -3408,9 +4820,11 @@
         <w:keepLines/>
         <w:spacing w:after="120" w:before="280"/>
       </w:pPr>
+      <w:bookmarkStart w:name="_Toc20" w:id="20"/>
       <w:r>
         <w:t xml:space="preserve">UC-05 — Exportar dossiê de evidências</w:t>
       </w:r>
+      <w:bookmarkEnd w:id="20"/>
     </w:p>
     <w:tbl>
       <w:tblPr>
@@ -3790,9 +5204,11 @@
         <w:keepLines/>
         <w:spacing w:after="100" w:before="220"/>
       </w:pPr>
+      <w:bookmarkStart w:name="_Toc21" w:id="21"/>
       <w:r>
         <w:t xml:space="preserve">Fluxo principal</w:t>
       </w:r>
+      <w:bookmarkEnd w:id="21"/>
     </w:p>
     <w:p>
       <w:pPr>
@@ -3879,9 +5295,11 @@
         <w:keepLines/>
         <w:spacing w:after="100" w:before="220"/>
       </w:pPr>
+      <w:bookmarkStart w:name="_Toc22" w:id="22"/>
       <w:r>
         <w:t xml:space="preserve">Fluxos alternativos</w:t>
       </w:r>
+      <w:bookmarkEnd w:id="22"/>
     </w:p>
     <w:p>
       <w:pPr>
@@ -3903,9 +5321,11 @@
         <w:keepLines/>
         <w:spacing w:after="100" w:before="220"/>
       </w:pPr>
+      <w:bookmarkStart w:name="_Toc23" w:id="23"/>
       <w:r>
         <w:t xml:space="preserve">Exceções</w:t>
       </w:r>
+      <w:bookmarkEnd w:id="23"/>
     </w:p>
     <w:p>
       <w:pPr>
@@ -3927,9 +5347,11 @@
         <w:keepLines/>
         <w:spacing w:after="120" w:before="280"/>
       </w:pPr>
+      <w:bookmarkStart w:name="_Toc24" w:id="24"/>
       <w:r>
         <w:t xml:space="preserve">UC-06 — Comparar ente com grupo de pares</w:t>
       </w:r>
+      <w:bookmarkEnd w:id="24"/>
     </w:p>
     <w:tbl>
       <w:tblPr>
@@ -4309,9 +5731,11 @@
         <w:keepLines/>
         <w:spacing w:after="100" w:before="220"/>
       </w:pPr>
+      <w:bookmarkStart w:name="_Toc25" w:id="25"/>
       <w:r>
         <w:t xml:space="preserve">Fluxo principal</w:t>
       </w:r>
+      <w:bookmarkEnd w:id="25"/>
     </w:p>
     <w:p>
       <w:pPr>
@@ -4385,9 +5809,11 @@
         <w:keepLines/>
         <w:spacing w:after="100" w:before="220"/>
       </w:pPr>
+      <w:bookmarkStart w:name="_Toc26" w:id="26"/>
       <w:r>
         <w:t xml:space="preserve">Fluxos alternativos</w:t>
       </w:r>
+      <w:bookmarkEnd w:id="26"/>
     </w:p>
     <w:p>
       <w:pPr>
@@ -4409,9 +5835,11 @@
         <w:keepLines/>
         <w:spacing w:after="100" w:before="220"/>
       </w:pPr>
+      <w:bookmarkStart w:name="_Toc27" w:id="27"/>
       <w:r>
         <w:t xml:space="preserve">Exceções</w:t>
       </w:r>
+      <w:bookmarkEnd w:id="27"/>
     </w:p>
     <w:p>
       <w:pPr>
@@ -4433,9 +5861,11 @@
         <w:keepLines/>
         <w:spacing w:after="120" w:before="280"/>
       </w:pPr>
+      <w:bookmarkStart w:name="_Toc28" w:id="28"/>
       <w:r>
         <w:t xml:space="preserve">UC-07 — Consultar índice de conformidade de transparência</w:t>
       </w:r>
+      <w:bookmarkEnd w:id="28"/>
     </w:p>
     <w:tbl>
       <w:tblPr>
@@ -4815,9 +6245,11 @@
         <w:keepLines/>
         <w:spacing w:after="100" w:before="220"/>
       </w:pPr>
+      <w:bookmarkStart w:name="_Toc29" w:id="29"/>
       <w:r>
         <w:t xml:space="preserve">Fluxo principal</w:t>
       </w:r>
+      <w:bookmarkEnd w:id="29"/>
     </w:p>
     <w:p>
       <w:pPr>
@@ -4891,9 +6323,11 @@
         <w:keepLines/>
         <w:spacing w:after="100" w:before="220"/>
       </w:pPr>
+      <w:bookmarkStart w:name="_Toc30" w:id="30"/>
       <w:r>
         <w:t xml:space="preserve">Fluxos alternativos</w:t>
       </w:r>
+      <w:bookmarkEnd w:id="30"/>
     </w:p>
     <w:p>
       <w:pPr>
@@ -4915,9 +6349,11 @@
         <w:keepLines/>
         <w:spacing w:after="100" w:before="220"/>
       </w:pPr>
+      <w:bookmarkStart w:name="_Toc31" w:id="31"/>
       <w:r>
         <w:t xml:space="preserve">Exceções</w:t>
       </w:r>
+      <w:bookmarkEnd w:id="31"/>
     </w:p>
     <w:p>
       <w:pPr>
@@ -4944,9 +6380,11 @@
         <w:keepLines/>
         <w:spacing w:after="120" w:before="280"/>
       </w:pPr>
+      <w:bookmarkStart w:name="_Toc32" w:id="32"/>
       <w:r>
         <w:t xml:space="preserve">UC-08 — Revisar fila de indícios pendentes</w:t>
       </w:r>
+      <w:bookmarkEnd w:id="32"/>
     </w:p>
     <w:tbl>
       <w:tblPr>
@@ -5326,9 +6764,11 @@
         <w:keepLines/>
         <w:spacing w:after="100" w:before="220"/>
       </w:pPr>
+      <w:bookmarkStart w:name="_Toc33" w:id="33"/>
       <w:r>
         <w:t xml:space="preserve">Fluxo principal</w:t>
       </w:r>
+      <w:bookmarkEnd w:id="33"/>
     </w:p>
     <w:p>
       <w:pPr>
@@ -5428,9 +6868,11 @@
         <w:keepLines/>
         <w:spacing w:after="100" w:before="220"/>
       </w:pPr>
+      <w:bookmarkStart w:name="_Toc34" w:id="34"/>
       <w:r>
         <w:t xml:space="preserve">Fluxos alternativos</w:t>
       </w:r>
+      <w:bookmarkEnd w:id="34"/>
     </w:p>
     <w:p>
       <w:pPr>
@@ -5465,9 +6907,11 @@
         <w:keepLines/>
         <w:spacing w:after="100" w:before="220"/>
       </w:pPr>
+      <w:bookmarkStart w:name="_Toc35" w:id="35"/>
       <w:r>
         <w:t xml:space="preserve">Exceções</w:t>
       </w:r>
+      <w:bookmarkEnd w:id="35"/>
     </w:p>
     <w:p>
       <w:pPr>
@@ -5489,9 +6933,11 @@
         <w:keepLines/>
         <w:spacing w:after="120" w:before="280"/>
       </w:pPr>
+      <w:bookmarkStart w:name="_Toc36" w:id="36"/>
       <w:r>
         <w:t xml:space="preserve">UC-09 — Ajustar parâmetros de uma regra</w:t>
       </w:r>
+      <w:bookmarkEnd w:id="36"/>
     </w:p>
     <w:tbl>
       <w:tblPr>
@@ -5871,9 +7317,11 @@
         <w:keepLines/>
         <w:spacing w:after="100" w:before="220"/>
       </w:pPr>
+      <w:bookmarkStart w:name="_Toc37" w:id="37"/>
       <w:r>
         <w:t xml:space="preserve">Fluxo principal</w:t>
       </w:r>
+      <w:bookmarkEnd w:id="37"/>
     </w:p>
     <w:p>
       <w:pPr>
@@ -5960,9 +7408,11 @@
         <w:keepLines/>
         <w:spacing w:after="100" w:before="220"/>
       </w:pPr>
+      <w:bookmarkStart w:name="_Toc38" w:id="38"/>
       <w:r>
         <w:t xml:space="preserve">Fluxos alternativos</w:t>
       </w:r>
+      <w:bookmarkEnd w:id="38"/>
     </w:p>
     <w:p>
       <w:pPr>
@@ -5984,9 +7434,11 @@
         <w:keepLines/>
         <w:spacing w:after="100" w:before="220"/>
       </w:pPr>
+      <w:bookmarkStart w:name="_Toc39" w:id="39"/>
       <w:r>
         <w:t xml:space="preserve">Exceções</w:t>
       </w:r>
+      <w:bookmarkEnd w:id="39"/>
     </w:p>
     <w:p>
       <w:pPr>
@@ -6008,9 +7460,11 @@
         <w:keepLines/>
         <w:spacing w:after="120" w:before="280"/>
       </w:pPr>
+      <w:bookmarkStart w:name="_Toc40" w:id="40"/>
       <w:r>
         <w:t xml:space="preserve">UC-10 — Cadastrar nova fonte de dados</w:t>
       </w:r>
+      <w:bookmarkEnd w:id="40"/>
     </w:p>
     <w:tbl>
       <w:tblPr>
@@ -6390,9 +7844,11 @@
         <w:keepLines/>
         <w:spacing w:after="100" w:before="220"/>
       </w:pPr>
+      <w:bookmarkStart w:name="_Toc41" w:id="41"/>
       <w:r>
         <w:t xml:space="preserve">Fluxo principal</w:t>
       </w:r>
+      <w:bookmarkEnd w:id="41"/>
     </w:p>
     <w:p>
       <w:pPr>
@@ -6479,9 +7935,11 @@
         <w:keepLines/>
         <w:spacing w:after="100" w:before="220"/>
       </w:pPr>
+      <w:bookmarkStart w:name="_Toc42" w:id="42"/>
       <w:r>
         <w:t xml:space="preserve">Fluxos alternativos</w:t>
       </w:r>
+      <w:bookmarkEnd w:id="42"/>
     </w:p>
     <w:p>
       <w:pPr>
@@ -6516,9 +7974,11 @@
         <w:keepLines/>
         <w:spacing w:after="100" w:before="220"/>
       </w:pPr>
+      <w:bookmarkStart w:name="_Toc43" w:id="43"/>
       <w:r>
         <w:t xml:space="preserve">Exceções</w:t>
       </w:r>
+      <w:bookmarkEnd w:id="43"/>
     </w:p>
     <w:p>
       <w:pPr>
@@ -6553,9 +8013,11 @@
         <w:keepLines/>
         <w:spacing w:after="120" w:before="280"/>
       </w:pPr>
+      <w:bookmarkStart w:name="_Toc44" w:id="44"/>
       <w:r>
         <w:t xml:space="preserve">UC-11 — Registrar contestação e direito de resposta</w:t>
       </w:r>
+      <w:bookmarkEnd w:id="44"/>
     </w:p>
     <w:tbl>
       <w:tblPr>
@@ -6935,9 +8397,11 @@
         <w:keepLines/>
         <w:spacing w:after="100" w:before="220"/>
       </w:pPr>
+      <w:bookmarkStart w:name="_Toc45" w:id="45"/>
       <w:r>
         <w:t xml:space="preserve">Fluxo principal</w:t>
       </w:r>
+      <w:bookmarkEnd w:id="45"/>
     </w:p>
     <w:p>
       <w:pPr>
@@ -7037,9 +8501,11 @@
         <w:keepLines/>
         <w:spacing w:after="100" w:before="220"/>
       </w:pPr>
+      <w:bookmarkStart w:name="_Toc46" w:id="46"/>
       <w:r>
         <w:t xml:space="preserve">Fluxos alternativos</w:t>
       </w:r>
+      <w:bookmarkEnd w:id="46"/>
     </w:p>
     <w:p>
       <w:pPr>
@@ -7074,9 +8540,11 @@
         <w:keepLines/>
         <w:spacing w:after="100" w:before="220"/>
       </w:pPr>
+      <w:bookmarkStart w:name="_Toc47" w:id="47"/>
       <w:r>
         <w:t xml:space="preserve">Exceções</w:t>
       </w:r>
+      <w:bookmarkEnd w:id="47"/>
     </w:p>
     <w:p>
       <w:pPr>
@@ -7098,9 +8566,11 @@
         <w:keepLines/>
         <w:spacing w:after="120" w:before="280"/>
       </w:pPr>
+      <w:bookmarkStart w:name="_Toc48" w:id="48"/>
       <w:r>
         <w:t xml:space="preserve">UC-12 — Executar ciclo de coleta</w:t>
       </w:r>
+      <w:bookmarkEnd w:id="48"/>
     </w:p>
     <w:tbl>
       <w:tblPr>
@@ -7480,9 +8950,11 @@
         <w:keepLines/>
         <w:spacing w:after="100" w:before="220"/>
       </w:pPr>
+      <w:bookmarkStart w:name="_Toc49" w:id="49"/>
       <w:r>
         <w:t xml:space="preserve">Fluxo principal</w:t>
       </w:r>
+      <w:bookmarkEnd w:id="49"/>
     </w:p>
     <w:p>
       <w:pPr>
@@ -7595,9 +9067,11 @@
         <w:keepLines/>
         <w:spacing w:after="100" w:before="220"/>
       </w:pPr>
+      <w:bookmarkStart w:name="_Toc50" w:id="50"/>
       <w:r>
         <w:t xml:space="preserve">Fluxos alternativos</w:t>
       </w:r>
+      <w:bookmarkEnd w:id="50"/>
     </w:p>
     <w:p>
       <w:pPr>
@@ -7619,9 +9093,11 @@
         <w:keepLines/>
         <w:spacing w:after="100" w:before="220"/>
       </w:pPr>
+      <w:bookmarkStart w:name="_Toc51" w:id="51"/>
       <w:r>
         <w:t xml:space="preserve">Exceções</w:t>
       </w:r>
+      <w:bookmarkEnd w:id="51"/>
     </w:p>
     <w:p>
       <w:pPr>
@@ -7669,9 +9145,11 @@
         <w:keepLines/>
         <w:spacing w:after="120" w:before="280"/>
       </w:pPr>
+      <w:bookmarkStart w:name="_Toc52" w:id="52"/>
       <w:r>
         <w:t xml:space="preserve">UC-13 — Executar ciclo de detecção</w:t>
       </w:r>
+      <w:bookmarkEnd w:id="52"/>
     </w:p>
     <w:tbl>
       <w:tblPr>
@@ -8051,9 +9529,11 @@
         <w:keepLines/>
         <w:spacing w:after="100" w:before="220"/>
       </w:pPr>
+      <w:bookmarkStart w:name="_Toc53" w:id="53"/>
       <w:r>
         <w:t xml:space="preserve">Fluxo principal</w:t>
       </w:r>
+      <w:bookmarkEnd w:id="53"/>
     </w:p>
     <w:p>
       <w:pPr>
@@ -8166,9 +9646,11 @@
         <w:keepLines/>
         <w:spacing w:after="100" w:before="220"/>
       </w:pPr>
+      <w:bookmarkStart w:name="_Toc54" w:id="54"/>
       <w:r>
         <w:t xml:space="preserve">Fluxos alternativos</w:t>
       </w:r>
+      <w:bookmarkEnd w:id="54"/>
     </w:p>
     <w:p>
       <w:pPr>
@@ -8190,9 +9672,11 @@
         <w:keepLines/>
         <w:spacing w:after="100" w:before="220"/>
       </w:pPr>
+      <w:bookmarkStart w:name="_Toc55" w:id="55"/>
       <w:r>
         <w:t xml:space="preserve">Exceções</w:t>
       </w:r>
+      <w:bookmarkEnd w:id="55"/>
     </w:p>
     <w:p>
       <w:pPr>
@@ -8227,9 +9711,11 @@
         <w:keepLines/>
         <w:spacing w:after="120" w:before="280"/>
       </w:pPr>
+      <w:bookmarkStart w:name="_Toc56" w:id="56"/>
       <w:r>
         <w:t xml:space="preserve">UC-14 — Consumir API pública</w:t>
       </w:r>
+      <w:bookmarkEnd w:id="56"/>
     </w:p>
     <w:tbl>
       <w:tblPr>
@@ -8609,9 +10095,11 @@
         <w:keepLines/>
         <w:spacing w:after="100" w:before="220"/>
       </w:pPr>
+      <w:bookmarkStart w:name="_Toc57" w:id="57"/>
       <w:r>
         <w:t xml:space="preserve">Fluxo principal</w:t>
       </w:r>
+      <w:bookmarkEnd w:id="57"/>
     </w:p>
     <w:p>
       <w:pPr>
@@ -8685,9 +10173,11 @@
         <w:keepLines/>
         <w:spacing w:after="100" w:before="220"/>
       </w:pPr>
+      <w:bookmarkStart w:name="_Toc58" w:id="58"/>
       <w:r>
         <w:t xml:space="preserve">Fluxos alternativos</w:t>
       </w:r>
+      <w:bookmarkEnd w:id="58"/>
     </w:p>
     <w:p>
       <w:pPr>
@@ -8709,9 +10199,11 @@
         <w:keepLines/>
         <w:spacing w:after="100" w:before="220"/>
       </w:pPr>
+      <w:bookmarkStart w:name="_Toc59" w:id="59"/>
       <w:r>
         <w:t xml:space="preserve">Exceções</w:t>
       </w:r>
+      <w:bookmarkEnd w:id="59"/>
     </w:p>
     <w:p>
       <w:pPr>
@@ -8751,9 +10243,11 @@
         <w:keepLines/>
         <w:spacing w:after="160" w:before="380"/>
       </w:pPr>
+      <w:bookmarkStart w:name="_Toc60" w:id="60"/>
       <w:r>
         <w:t xml:space="preserve">3. Regras de negócio transversais</w:t>
       </w:r>
+      <w:bookmarkEnd w:id="60"/>
     </w:p>
     <w:p>
       <w:pPr>
@@ -9768,6 +11262,21 @@
   <w:style w:type="paragraph" w:styleId="Normal" w:default="1">
     <w:name w:val="Normal"/>
     <w:qFormat/>
+  </w:style>
+  <w:style w:type="table" w:styleId="TableNormal" w:default="true">
+    <w:name w:val="Normal Table"/>
+    <w:uiPriority w:val="99"/>
+    <w:semiHidden/>
+    <w:unhideWhenUsed/>
+    <w:tblPr>
+      <w:tblInd w:type="dxa" w:w="0"/>
+      <w:tblCellMar>
+        <w:top w:type="dxa" w:w="0"/>
+        <w:left w:type="dxa" w:w="108"/>
+        <w:bottom w:type="dxa" w:w="0"/>
+        <w:right w:type="dxa" w:w="108"/>
+      </w:tblCellMar>
+    </w:tblPr>
   </w:style>
   <w:style w:type="paragraph" w:styleId="Title">
     <w:name w:val="Title"/>
